--- a/Evidencias CAPSTONE/Fase 1/Evidencias de proyecto/minutas/Minuta_07_Alunza_Semana_4_Sesion_A.docx
+++ b/Evidencias CAPSTONE/Fase 1/Evidencias de proyecto/minutas/Minuta_07_Alunza_Semana_4_Sesion_A.docx
@@ -52,7 +52,7 @@
           <w:sz w:val="18"/>
           <w:lang w:val="es-CL"/>
         </w:rPr>
-        <w:t>ALZ-MIN-007   ·   SEMANA 4   ·   SESIÓN A</w:t>
+        <w:t>ALZ-MIN-007   ·   SEMANA 4   ·   SESIÓN A  ·  S1  ·  v1.2</w:t>
       </w:r>
     </w:p>
     <w:tbl>
@@ -498,10 +498,267 @@
           </w:p>
         </w:tc>
       </w:tr>
+      <w:tr>
+        <w:trPr>
+          <w:cantSplit/>
+        </w:trPr>
+        <w:tc>
+          <w:tcPr>
+            <w:tcW w:type="dxa" w:w="1944"/>
+            <w:vAlign w:val="center"/>
+            <w:tcMar>
+              <w:top w:w="80" w:type="dxa"/>
+              <w:start w:w="95" w:type="dxa"/>
+              <w:bottom w:w="80" w:type="dxa"/>
+              <w:end w:w="95" w:type="dxa"/>
+            </w:tcMar>
+            <w:shd w:fill="F4F6F8" w:val="clear"/>
+          </w:tcPr>
+          <w:p>
+            <w:pPr>
+              <w:keepLines/>
+              <w:widowControl/>
+              <w:spacing w:before="0" w:after="0" w:line="240" w:lineRule="auto"/>
+              <w:jc w:val="left"/>
+            </w:pPr>
+            <w:r>
+              <w:rPr>
+                <w:rFonts w:ascii="Arial" w:hAnsi="Arial"/>
+                <w:b/>
+                <w:color w:val="142B45"/>
+                <w:sz w:val="18"/>
+              </w:rPr>
+              <w:t>Sprint / iteración</w:t>
+            </w:r>
+            <w:r>
+              <w:rPr>
+                <w:rFonts w:ascii="Arial" w:hAnsi="Arial" w:eastAsia="Calibri"/>
+                <w:b/>
+                <w:i w:val="0"/>
+                <w:color w:val="142B45"/>
+                <w:sz w:val="18"/>
+                <w:lang w:val="es-CL"/>
+              </w:rPr>
+            </w:r>
+          </w:p>
+        </w:tc>
+        <w:tc>
+          <w:tcPr>
+            <w:tcW w:type="dxa" w:w="7632"/>
+            <w:vAlign w:val="center"/>
+            <w:tcMar>
+              <w:top w:w="80" w:type="dxa"/>
+              <w:start w:w="95" w:type="dxa"/>
+              <w:bottom w:w="80" w:type="dxa"/>
+              <w:end w:w="95" w:type="dxa"/>
+            </w:tcMar>
+            <w:shd w:fill="FBFCFD" w:val="clear"/>
+          </w:tcPr>
+          <w:p>
+            <w:pPr>
+              <w:keepLines/>
+              <w:widowControl/>
+              <w:spacing w:before="0" w:after="0" w:line="240" w:lineRule="auto"/>
+              <w:jc w:val="left"/>
+            </w:pPr>
+            <w:r>
+              <w:rPr>
+                <w:rFonts w:ascii="Arial" w:hAnsi="Arial"/>
+                <w:b w:val="0"/>
+                <w:color w:val="212529"/>
+                <w:sz w:val="18"/>
+              </w:rPr>
+              <w:t>S1 - Definición y diseño inicial (semanas 3-4)</w:t>
+            </w:r>
+            <w:r>
+              <w:rPr>
+                <w:rFonts w:ascii="Arial" w:hAnsi="Arial" w:eastAsia="Calibri"/>
+                <w:b w:val="0"/>
+                <w:i w:val="0"/>
+                <w:color w:val="212529"/>
+                <w:sz w:val="18"/>
+                <w:lang w:val="es-CL"/>
+              </w:rPr>
+            </w:r>
+          </w:p>
+        </w:tc>
+      </w:tr>
+      <w:tr>
+        <w:trPr>
+          <w:cantSplit/>
+        </w:trPr>
+        <w:tc>
+          <w:tcPr>
+            <w:tcW w:type="dxa" w:w="1944"/>
+            <w:vAlign w:val="center"/>
+            <w:tcMar>
+              <w:top w:w="80" w:type="dxa"/>
+              <w:start w:w="95" w:type="dxa"/>
+              <w:bottom w:w="80" w:type="dxa"/>
+              <w:end w:w="95" w:type="dxa"/>
+            </w:tcMar>
+            <w:shd w:fill="F4F6F8" w:val="clear"/>
+          </w:tcPr>
+          <w:p>
+            <w:pPr>
+              <w:keepLines/>
+              <w:widowControl/>
+              <w:spacing w:before="0" w:after="0" w:line="240" w:lineRule="auto"/>
+              <w:jc w:val="left"/>
+            </w:pPr>
+            <w:r>
+              <w:rPr>
+                <w:rFonts w:ascii="Arial" w:hAnsi="Arial"/>
+                <w:b/>
+                <w:color w:val="142B45"/>
+                <w:sz w:val="18"/>
+              </w:rPr>
+              <w:t>Versión</w:t>
+            </w:r>
+            <w:r>
+              <w:rPr>
+                <w:rFonts w:ascii="Arial" w:hAnsi="Arial" w:eastAsia="Calibri"/>
+                <w:b/>
+                <w:i w:val="0"/>
+                <w:color w:val="142B45"/>
+                <w:sz w:val="18"/>
+                <w:lang w:val="es-CL"/>
+              </w:rPr>
+            </w:r>
+          </w:p>
+        </w:tc>
+        <w:tc>
+          <w:tcPr>
+            <w:tcW w:type="dxa" w:w="7632"/>
+            <w:vAlign w:val="center"/>
+            <w:tcMar>
+              <w:top w:w="80" w:type="dxa"/>
+              <w:start w:w="95" w:type="dxa"/>
+              <w:bottom w:w="80" w:type="dxa"/>
+              <w:end w:w="95" w:type="dxa"/>
+            </w:tcMar>
+            <w:shd w:fill="FBFCFD" w:val="clear"/>
+          </w:tcPr>
+          <w:p>
+            <w:pPr>
+              <w:keepLines/>
+              <w:widowControl/>
+              <w:spacing w:before="0" w:after="0" w:line="240" w:lineRule="auto"/>
+              <w:jc w:val="left"/>
+            </w:pPr>
+            <w:r>
+              <w:rPr>
+                <w:rFonts w:ascii="Arial" w:hAnsi="Arial"/>
+                <w:b w:val="0"/>
+                <w:color w:val="212529"/>
+                <w:sz w:val="18"/>
+              </w:rPr>
+              <w:t>1.2</w:t>
+            </w:r>
+            <w:r>
+              <w:rPr>
+                <w:rFonts w:ascii="Arial" w:hAnsi="Arial" w:eastAsia="Calibri"/>
+                <w:b w:val="0"/>
+                <w:i w:val="0"/>
+                <w:color w:val="212529"/>
+                <w:sz w:val="18"/>
+                <w:lang w:val="es-CL"/>
+              </w:rPr>
+            </w:r>
+          </w:p>
+        </w:tc>
+      </w:tr>
+      <w:tr>
+        <w:trPr>
+          <w:cantSplit/>
+        </w:trPr>
+        <w:tc>
+          <w:tcPr>
+            <w:tcW w:type="dxa" w:w="1944"/>
+            <w:vAlign w:val="center"/>
+            <w:tcMar>
+              <w:top w:w="80" w:type="dxa"/>
+              <w:start w:w="95" w:type="dxa"/>
+              <w:bottom w:w="80" w:type="dxa"/>
+              <w:end w:w="95" w:type="dxa"/>
+            </w:tcMar>
+            <w:shd w:fill="F4F6F8" w:val="clear"/>
+          </w:tcPr>
+          <w:p>
+            <w:pPr>
+              <w:keepLines/>
+              <w:widowControl/>
+              <w:spacing w:before="0" w:after="0" w:line="240" w:lineRule="auto"/>
+              <w:jc w:val="left"/>
+            </w:pPr>
+            <w:r>
+              <w:rPr>
+                <w:rFonts w:ascii="Arial" w:hAnsi="Arial"/>
+                <w:b/>
+                <w:color w:val="142B45"/>
+                <w:sz w:val="18"/>
+              </w:rPr>
+              <w:t>Seguimiento</w:t>
+            </w:r>
+            <w:r>
+              <w:rPr>
+                <w:rFonts w:ascii="Arial" w:hAnsi="Arial" w:eastAsia="Calibri"/>
+                <w:b/>
+                <w:i w:val="0"/>
+                <w:color w:val="142B45"/>
+                <w:sz w:val="18"/>
+                <w:lang w:val="es-CL"/>
+              </w:rPr>
+            </w:r>
+          </w:p>
+        </w:tc>
+        <w:tc>
+          <w:tcPr>
+            <w:tcW w:type="dxa" w:w="7632"/>
+            <w:vAlign w:val="center"/>
+            <w:tcMar>
+              <w:top w:w="80" w:type="dxa"/>
+              <w:start w:w="95" w:type="dxa"/>
+              <w:bottom w:w="80" w:type="dxa"/>
+              <w:end w:w="95" w:type="dxa"/>
+            </w:tcMar>
+            <w:shd w:fill="FBFCFD" w:val="clear"/>
+          </w:tcPr>
+          <w:p>
+            <w:pPr>
+              <w:keepLines/>
+              <w:widowControl/>
+              <w:spacing w:before="0" w:after="0" w:line="240" w:lineRule="auto"/>
+              <w:jc w:val="left"/>
+            </w:pPr>
+            <w:r>
+              <w:rPr>
+                <w:rFonts w:ascii="Arial" w:hAnsi="Arial"/>
+                <w:b w:val="0"/>
+                <w:color w:val="212529"/>
+                <w:sz w:val="18"/>
+              </w:rPr>
+              <w:t>C-016 a C-018: cerrados en diseño documental; presentación, arquitectura y planes listos para auditoría. Revisión técnica 04/09/2026: arquitectura híbrida consolidada.</w:t>
+            </w:r>
+            <w:r>
+              <w:rPr>
+                <w:rFonts w:ascii="Arial" w:hAnsi="Arial" w:eastAsia="Calibri"/>
+                <w:b w:val="0"/>
+                <w:i w:val="0"/>
+                <w:color w:val="212529"/>
+                <w:sz w:val="18"/>
+                <w:lang w:val="es-CL"/>
+              </w:rPr>
+            </w:r>
+          </w:p>
+        </w:tc>
+      </w:tr>
     </w:tbl>
     <w:p>
       <w:pPr>
         <w:pStyle w:val="AlunzaSection"/>
+        <w:keepNext/>
+        <w:spacing w:before="120" w:after="60"/>
       </w:pPr>
       <w:r>
         <w:rPr>
@@ -545,6 +802,8 @@
     <w:p>
       <w:pPr>
         <w:pStyle w:val="AlunzaSection"/>
+        <w:keepNext/>
+        <w:spacing w:before="120" w:after="60"/>
       </w:pPr>
       <w:r>
         <w:rPr>
@@ -1006,6 +1265,8 @@
     <w:p>
       <w:pPr>
         <w:pStyle w:val="AlunzaSection"/>
+        <w:keepNext/>
+        <w:spacing w:before="120" w:after="60"/>
       </w:pPr>
       <w:r>
         <w:rPr>
@@ -1036,22 +1297,19 @@
       </w:pPr>
       <w:r>
         <w:rPr>
-          <w:rFonts w:ascii="Calibri" w:hAnsi="Calibri" w:eastAsia="Calibri"/>
+          <w:rFonts w:ascii="Arial" w:hAnsi="Arial"/>
           <w:b/>
-          <w:color w:val="0D7C78"/>
-          <w:sz w:val="20"/>
-          <w:lang w:val="es-CL"/>
+          <w:color w:val="008A8A"/>
         </w:rPr>
-        <w:t>•</w:t>
+        <w:t xml:space="preserve">•  </w:t>
       </w:r>
       <w:r>
         <w:rPr>
-          <w:rFonts w:ascii="Calibri" w:hAnsi="Calibri" w:eastAsia="Calibri"/>
-          <w:color w:val="222222"/>
-          <w:sz w:val="20"/>
-          <w:lang w:val="es-CL"/>
+          <w:rFonts w:ascii="Arial" w:hAnsi="Arial"/>
+          <w:b w:val="0"/>
+          <w:color w:val="212529"/>
         </w:rPr>
-        <w:t xml:space="preserve">  Minutas y artefactos disponibles en la carpeta: acta de constitución, avance de Sprint 1, ERS, casos de uso, roadmap, historias, backlogs y mockups.</w:t>
+        <w:t>Minutas y artefactos disponibles en la carpeta: acta de constitución, avance de Sprint 1, ERS, casos de uso, roadmap, historias, backlogs y mockups.</w:t>
       </w:r>
     </w:p>
     <w:p>
@@ -1062,22 +1320,19 @@
       </w:pPr>
       <w:r>
         <w:rPr>
-          <w:rFonts w:ascii="Calibri" w:hAnsi="Calibri" w:eastAsia="Calibri"/>
+          <w:rFonts w:ascii="Arial" w:hAnsi="Arial"/>
           <w:b/>
-          <w:color w:val="0D7C78"/>
-          <w:sz w:val="20"/>
-          <w:lang w:val="es-CL"/>
+          <w:color w:val="008A8A"/>
         </w:rPr>
-        <w:t>•</w:t>
+        <w:t xml:space="preserve">•  </w:t>
       </w:r>
       <w:r>
         <w:rPr>
-          <w:rFonts w:ascii="Calibri" w:hAnsi="Calibri" w:eastAsia="Calibri"/>
-          <w:color w:val="222222"/>
-          <w:sz w:val="20"/>
-          <w:lang w:val="es-CL"/>
+          <w:rFonts w:ascii="Arial" w:hAnsi="Arial"/>
+          <w:b w:val="0"/>
+          <w:color w:val="212529"/>
         </w:rPr>
-        <w:t xml:space="preserve">  Control de versiones, nomenclatura de archivos y evidencia de contribución por integrante en los artefactos de la carpeta.</w:t>
+        <w:t>Control de versiones, nomenclatura de archivos y evidencia de contribución por integrante en los artefactos de la carpeta.</w:t>
       </w:r>
     </w:p>
     <w:p>
@@ -1088,22 +1343,19 @@
       </w:pPr>
       <w:r>
         <w:rPr>
-          <w:rFonts w:ascii="Calibri" w:hAnsi="Calibri" w:eastAsia="Calibri"/>
+          <w:rFonts w:ascii="Arial" w:hAnsi="Arial"/>
           <w:b/>
-          <w:color w:val="0D7C78"/>
-          <w:sz w:val="20"/>
-          <w:lang w:val="es-CL"/>
+          <w:color w:val="008A8A"/>
         </w:rPr>
-        <w:t>•</w:t>
+        <w:t xml:space="preserve">•  </w:t>
       </w:r>
       <w:r>
         <w:rPr>
-          <w:rFonts w:ascii="Calibri" w:hAnsi="Calibri" w:eastAsia="Calibri"/>
-          <w:color w:val="222222"/>
-          <w:sz w:val="20"/>
-          <w:lang w:val="es-CL"/>
+          <w:rFonts w:ascii="Arial" w:hAnsi="Arial"/>
+          <w:b w:val="0"/>
+          <w:color w:val="212529"/>
         </w:rPr>
-        <w:t xml:space="preserve">  Coherencia entre objetivos, alcance Must/Should/Could/Won't y criterios de éxito.</w:t>
+        <w:t>Coherencia entre objetivos, alcance Must/Should/Could/Won't y criterios de éxito.</w:t>
       </w:r>
     </w:p>
     <w:p>
@@ -1114,27 +1366,26 @@
       </w:pPr>
       <w:r>
         <w:rPr>
-          <w:rFonts w:ascii="Calibri" w:hAnsi="Calibri" w:eastAsia="Calibri"/>
+          <w:rFonts w:ascii="Arial" w:hAnsi="Arial"/>
           <w:b/>
-          <w:color w:val="0D7C78"/>
-          <w:sz w:val="20"/>
-          <w:lang w:val="es-CL"/>
+          <w:color w:val="008A8A"/>
         </w:rPr>
-        <w:t>•</w:t>
+        <w:t xml:space="preserve">•  </w:t>
       </w:r>
       <w:r>
         <w:rPr>
-          <w:rFonts w:ascii="Calibri" w:hAnsi="Calibri" w:eastAsia="Calibri"/>
-          <w:color w:val="222222"/>
-          <w:sz w:val="20"/>
-          <w:lang w:val="es-CL"/>
+          <w:rFonts w:ascii="Arial" w:hAnsi="Arial"/>
+          <w:b w:val="0"/>
+          <w:color w:val="212529"/>
         </w:rPr>
-        <w:t xml:space="preserve">  Requisito docente de BI y minería de datos: tres KPI y un indicador probabilístico por validar.</w:t>
+        <w:t>Selección formal de IA/RAG, criterios de trazabilidad, aislamiento, costo, latencia y degradación segura.</w:t>
       </w:r>
     </w:p>
     <w:p>
       <w:pPr>
         <w:pStyle w:val="AlunzaSection"/>
+        <w:keepNext/>
+        <w:spacing w:before="120" w:after="60"/>
       </w:pPr>
       <w:r>
         <w:rPr>
@@ -1172,7 +1423,7 @@
           <w:sz w:val="20"/>
           <w:lang w:val="es-CL"/>
         </w:rPr>
-        <w:t>El equipo realizó una revisión cruzada de los artefactos de Fase 1. Se acordó que Informe_ERS_Alunza.docx será la fuente principal para resolver diferencias de alcance y que las historias, casos de uso, mockups y roadmap deberán apuntar al mismo flujo. También se revisó la indicación de la asignatura respecto de inteligencia de negocios y minería de datos. Como propuesta preliminar se consideraron KPI de actividad reciente, avance de test cases y frecuencia de errores, además de un experimento probabilístico de estancamiento. Su alcance exacto deberá confirmarse con el docente y presentarse solo como apoyo explicable, nunca como una calificación o predicción definitiva.</w:t>
+        <w:t>El equipo realizó una revisión cruzada de los artefactos de Fase 1. AD-IA-001 mantiene Azure OpenAI como proveedor inicial configurable y pgvector en Supabase. La revisión técnica del 04/09/2026 añadió AD-ARQ-001 para la arquitectura híbrida Vercel-Supabase-Azure y Vercel Sandbox. NestJS valida el JWT de Supabase Auth y conserva dominio, autorización, auditoría y orquestación; RLS protege datos y Storage por organización y clase. Informe_ERS_Alunza.docx versión 1.3 es la fuente principal para resolver diferencias. Ninguna de estas decisiones implica integración implementada.</w:t>
       </w:r>
     </w:p>
     <w:p>
@@ -1183,6 +1434,8 @@
     <w:p>
       <w:pPr>
         <w:pStyle w:val="AlunzaSection"/>
+        <w:keepNext/>
+        <w:spacing w:before="120" w:after="60"/>
       </w:pPr>
       <w:r>
         <w:rPr>
@@ -1460,7 +1713,9 @@
               <w:spacing w:before="0" w:after="0" w:line="240" w:lineRule="auto"/>
               <w:jc w:val="left"/>
             </w:pPr>
-            <w:r/>
+            <w:r>
+              <w:t>IA / RAG</w:t>
+            </w:r>
             <w:r>
               <w:rPr>
                 <w:rFonts w:ascii="Calibri" w:hAnsi="Calibri" w:eastAsia="Calibri"/>
@@ -1470,7 +1725,6 @@
                 <w:sz w:val="18"/>
                 <w:lang w:val="es-CL"/>
               </w:rPr>
-              <w:t>BI / minería</w:t>
             </w:r>
           </w:p>
         </w:tc>
@@ -1493,7 +1747,9 @@
               <w:spacing w:before="0" w:after="0" w:line="240" w:lineRule="auto"/>
               <w:jc w:val="left"/>
             </w:pPr>
-            <w:r/>
+            <w:r>
+              <w:t>Mantener AD-IA-001 y registrar AD-ARQ-001: Vercel para frontend y Sandbox, Supabase para Auth/datos/Storage/RLS/pgvector y Azure para NestJS/Azure OpenAI; validar aislamiento, salida, costo, latencia y fallback.</w:t>
+            </w:r>
             <w:r>
               <w:rPr>
                 <w:rFonts w:ascii="Calibri" w:hAnsi="Calibri" w:eastAsia="Calibri"/>
@@ -1503,7 +1759,6 @@
                 <w:sz w:val="18"/>
                 <w:lang w:val="es-CL"/>
               </w:rPr>
-              <w:t>Registrar el requisito, proponer KPI coherentes con el producto y validar con el docente el indicador probabilístico y sus límites.</w:t>
             </w:r>
           </w:p>
         </w:tc>
@@ -1512,6 +1767,8 @@
     <w:p>
       <w:pPr>
         <w:pStyle w:val="AlunzaSection"/>
+        <w:keepNext/>
+        <w:spacing w:before="120" w:after="60"/>
       </w:pPr>
       <w:r>
         <w:rPr>
@@ -1579,17 +1836,23 @@
               <w:spacing w:before="0" w:after="0" w:line="240" w:lineRule="auto"/>
               <w:jc w:val="left"/>
             </w:pPr>
-            <w:r/>
             <w:r>
               <w:rPr>
-                <w:rFonts w:ascii="Calibri" w:hAnsi="Calibri" w:eastAsia="Calibri"/>
+                <w:rFonts w:ascii="Arial" w:hAnsi="Arial"/>
+                <w:b/>
+                <w:color w:val="FFFFFF"/>
+              </w:rPr>
+              <w:t>ID y actividad comprometida</w:t>
+            </w:r>
+            <w:r>
+              <w:rPr>
+                <w:rFonts w:ascii="Arial" w:hAnsi="Arial" w:eastAsia="Calibri"/>
                 <w:b/>
                 <w:i w:val="0"/>
                 <w:color w:val="FFFFFF"/>
                 <w:sz w:val="18"/>
                 <w:lang w:val="es-CL"/>
               </w:rPr>
-              <w:t>Actividad comprometida</w:t>
             </w:r>
           </w:p>
         </w:tc>
@@ -1683,7 +1946,9 @@
               <w:spacing w:before="0" w:after="0" w:line="240" w:lineRule="auto"/>
               <w:jc w:val="left"/>
             </w:pPr>
-            <w:r/>
+            <w:r>
+              <w:t>C-019 · Cerrar presentación, mockups y narrativa del problema y solución.</w:t>
+            </w:r>
             <w:r>
               <w:rPr>
                 <w:rFonts w:ascii="Calibri" w:hAnsi="Calibri" w:eastAsia="Calibri"/>
@@ -1693,7 +1958,6 @@
                 <w:sz w:val="18"/>
                 <w:lang w:val="es-CL"/>
               </w:rPr>
-              <w:t>Cerrar presentación, mockups y narrativa del problema y solución.</w:t>
             </w:r>
           </w:p>
         </w:tc>
@@ -1786,7 +2050,9 @@
               <w:spacing w:before="0" w:after="0" w:line="240" w:lineRule="auto"/>
               <w:jc w:val="left"/>
             </w:pPr>
-            <w:r/>
+            <w:r>
+              <w:t>C-020 · Registrar AD-IA-001 y AD-ARQ-001, actualizar criterios de aceptación y retirar referencias a alternativas descartadas.</w:t>
+            </w:r>
             <w:r>
               <w:rPr>
                 <w:rFonts w:ascii="Calibri" w:hAnsi="Calibri" w:eastAsia="Calibri"/>
@@ -1796,7 +2062,6 @@
                 <w:sz w:val="18"/>
                 <w:lang w:val="es-CL"/>
               </w:rPr>
-              <w:t>Corregir la trazabilidad, los criterios de aceptación y la nota de BI/minería de datos.</w:t>
             </w:r>
           </w:p>
         </w:tc>
@@ -1888,7 +2153,9 @@
               <w:spacing w:before="0" w:after="0" w:line="240" w:lineRule="auto"/>
               <w:jc w:val="left"/>
             </w:pPr>
-            <w:r/>
+            <w:r>
+              <w:t>C-021 · Actualizar Roadmap_Agil_Alunza_2026.pptx, los backlogs, el registro de riesgos y los requisitos técnicos.</w:t>
+            </w:r>
             <w:r>
               <w:rPr>
                 <w:rFonts w:ascii="Calibri" w:hAnsi="Calibri" w:eastAsia="Calibri"/>
@@ -1898,7 +2165,6 @@
                 <w:sz w:val="18"/>
                 <w:lang w:val="es-CL"/>
               </w:rPr>
-              <w:t>Actualizar Roadmap_Agil_Alunza_2026.pptx, el registro de riesgos y los requisitos técnicos.</w:t>
             </w:r>
           </w:p>
         </w:tc>
@@ -1973,6 +2239,8 @@
     <w:p>
       <w:pPr>
         <w:pStyle w:val="AlunzaSection"/>
+        <w:keepNext/>
+        <w:spacing w:before="120" w:after="60"/>
       </w:pPr>
       <w:r>
         <w:rPr>
@@ -2003,22 +2271,19 @@
       </w:pPr>
       <w:r>
         <w:rPr>
-          <w:rFonts w:ascii="Calibri" w:hAnsi="Calibri" w:eastAsia="Calibri"/>
+          <w:rFonts w:ascii="Arial" w:hAnsi="Arial"/>
           <w:b/>
-          <w:color w:val="0D7C78"/>
-          <w:sz w:val="20"/>
-          <w:lang w:val="es-CL"/>
+          <w:color w:val="008A8A"/>
         </w:rPr>
-        <w:t>•</w:t>
+        <w:t xml:space="preserve">•  </w:t>
       </w:r>
       <w:r>
         <w:rPr>
-          <w:rFonts w:ascii="Calibri" w:hAnsi="Calibri" w:eastAsia="Calibri"/>
-          <w:color w:val="222222"/>
-          <w:sz w:val="20"/>
-          <w:lang w:val="es-CL"/>
+          <w:rFonts w:ascii="Arial" w:hAnsi="Arial"/>
+          <w:b w:val="0"/>
+          <w:color w:val="212529"/>
         </w:rPr>
-        <w:t xml:space="preserve">  Contradicciones entre versiones anteriores y la línea base documentada en Informe_ERS_Alunza.docx.</w:t>
+        <w:t>Contradicciones entre versiones anteriores y la línea base documentada en Informe_ERS_Alunza.docx.</w:t>
       </w:r>
     </w:p>
     <w:p>
@@ -2029,27 +2294,26 @@
       </w:pPr>
       <w:r>
         <w:rPr>
-          <w:rFonts w:ascii="Calibri" w:hAnsi="Calibri" w:eastAsia="Calibri"/>
+          <w:rFonts w:ascii="Arial" w:hAnsi="Arial"/>
           <w:b/>
-          <w:color w:val="0D7C78"/>
-          <w:sz w:val="20"/>
-          <w:lang w:val="es-CL"/>
+          <w:color w:val="008A8A"/>
         </w:rPr>
-        <w:t>•</w:t>
+        <w:t xml:space="preserve">•  </w:t>
       </w:r>
       <w:r>
         <w:rPr>
-          <w:rFonts w:ascii="Calibri" w:hAnsi="Calibri" w:eastAsia="Calibri"/>
-          <w:color w:val="222222"/>
-          <w:sz w:val="20"/>
-          <w:lang w:val="es-CL"/>
+          <w:rFonts w:ascii="Arial" w:hAnsi="Arial"/>
+          <w:b w:val="0"/>
+          <w:color w:val="212529"/>
         </w:rPr>
-        <w:t xml:space="preserve">  Incluir en la exposición funciones opcionales como si fueran compromisos obligatorios del MVP.</w:t>
+        <w:t>Presentar decisiones de diseño como si ya existiera software integrado o validado.</w:t>
       </w:r>
     </w:p>
     <w:p>
       <w:pPr>
         <w:pStyle w:val="AlunzaSection"/>
+        <w:keepNext/>
+        <w:spacing w:before="120" w:after="60"/>
       </w:pPr>
       <w:r>
         <w:rPr>
@@ -2287,7 +2551,7 @@
                 <w:sz w:val="18"/>
                 <w:lang w:val="es-CL"/>
               </w:rPr>
-              <w:t>Observación: Los acuerdos, responsables y fechas consignados en esta minuta fueron revisados y aprobados por el equipo Alunza.</w:t>
+              <w:t>Observación: los acuerdos y estados fueron revisados internamente por el equipo Alunza. Los cierres corresponden a definición o documentación y no implican software implementado.</w:t>
             </w:r>
             <w:r>
               <w:rPr>
@@ -2296,7 +2560,6 @@
                 <w:sz w:val="18"/>
                 <w:lang w:val="es-CL"/>
               </w:rPr>
-              <w:t/>
             </w:r>
           </w:p>
         </w:tc>
@@ -2305,6 +2568,10 @@
     <w:sectPr>
       <w:headerReference w:type="default" r:id="rId9"/>
       <w:footerReference w:type="default" r:id="rId10"/>
+      <w:headerReference w:type="first" r:id="rId11"/>
+      <w:headerReference w:type="even" r:id="rId12"/>
+      <w:footerReference w:type="first" r:id="rId13"/>
+      <w:footerReference w:type="even" r:id="rId14"/>
       <w:pgSz w:w="11906" w:h="16838"/>
       <w:pgMar w:top="965" w:right="965" w:bottom="965" w:left="965" w:header="312" w:footer="312" w:gutter="0"/>
       <w:cols w:space="720"/>
@@ -2348,6 +2615,26 @@
 </w:ftr>
 </file>
 
+<file path=word/footer2.xml><?xml version="1.0" encoding="utf-8"?>
+<w:ftr xmlns:m="http://schemas.openxmlformats.org/officeDocument/2006/math" xmlns:mc="http://schemas.openxmlformats.org/markup-compatibility/2006" xmlns:mo="http://schemas.microsoft.com/office/mac/office/2008/main" xmlns:mv="urn:schemas-microsoft-com:mac:vml" xmlns:o="urn:schemas-microsoft-com:office:office" xmlns:r="http://schemas.openxmlformats.org/officeDocument/2006/relationships" xmlns:v="urn:schemas-microsoft-com:vml" xmlns:w10="urn:schemas-microsoft-com:office:word" xmlns:w14="http://schemas.microsoft.com/office/word/2010/wordml" xmlns:w="http://schemas.openxmlformats.org/wordprocessingml/2006/main" xmlns:wne="http://schemas.microsoft.com/office/word/2006/wordml" xmlns:wp14="http://schemas.microsoft.com/office/word/2010/wordprocessingDrawing" xmlns:wp="http://schemas.openxmlformats.org/drawingml/2006/wordprocessingDrawing" xmlns:wpc="http://schemas.microsoft.com/office/word/2010/wordprocessingCanvas" xmlns:wpg="http://schemas.microsoft.com/office/word/2010/wordprocessingGroup" xmlns:wpi="http://schemas.microsoft.com/office/word/2010/wordprocessingInk" xmlns:wps="http://schemas.microsoft.com/office/word/2010/wordprocessingShape" mc:Ignorable="w14 wp14">
+  <w:p>
+    <w:pPr>
+      <w:pStyle w:val="Footer"/>
+    </w:pPr>
+  </w:p>
+</w:ftr>
+</file>
+
+<file path=word/footer3.xml><?xml version="1.0" encoding="utf-8"?>
+<w:ftr xmlns:m="http://schemas.openxmlformats.org/officeDocument/2006/math" xmlns:mc="http://schemas.openxmlformats.org/markup-compatibility/2006" xmlns:mo="http://schemas.microsoft.com/office/mac/office/2008/main" xmlns:mv="urn:schemas-microsoft-com:mac:vml" xmlns:o="urn:schemas-microsoft-com:office:office" xmlns:r="http://schemas.openxmlformats.org/officeDocument/2006/relationships" xmlns:v="urn:schemas-microsoft-com:vml" xmlns:w10="urn:schemas-microsoft-com:office:word" xmlns:w14="http://schemas.microsoft.com/office/word/2010/wordml" xmlns:w="http://schemas.openxmlformats.org/wordprocessingml/2006/main" xmlns:wne="http://schemas.microsoft.com/office/word/2006/wordml" xmlns:wp14="http://schemas.microsoft.com/office/word/2010/wordprocessingDrawing" xmlns:wp="http://schemas.openxmlformats.org/drawingml/2006/wordprocessingDrawing" xmlns:wpc="http://schemas.microsoft.com/office/word/2010/wordprocessingCanvas" xmlns:wpg="http://schemas.microsoft.com/office/word/2010/wordprocessingGroup" xmlns:wpi="http://schemas.microsoft.com/office/word/2010/wordprocessingInk" xmlns:wps="http://schemas.microsoft.com/office/word/2010/wordprocessingShape" mc:Ignorable="w14 wp14">
+  <w:p>
+    <w:pPr>
+      <w:pStyle w:val="Footer"/>
+    </w:pPr>
+  </w:p>
+</w:ftr>
+</file>
+
 <file path=word/header1.xml><?xml version="1.0" encoding="utf-8"?>
 <w:hdr xmlns:m="http://schemas.openxmlformats.org/officeDocument/2006/math" xmlns:mc="http://schemas.openxmlformats.org/markup-compatibility/2006" xmlns:mo="http://schemas.microsoft.com/office/mac/office/2008/main" xmlns:mv="urn:schemas-microsoft-com:mac:vml" xmlns:o="urn:schemas-microsoft-com:office:office" xmlns:r="http://schemas.openxmlformats.org/officeDocument/2006/relationships" xmlns:v="urn:schemas-microsoft-com:vml" xmlns:w10="urn:schemas-microsoft-com:office:word" xmlns:w14="http://schemas.microsoft.com/office/word/2010/wordml" xmlns:w="http://schemas.openxmlformats.org/wordprocessingml/2006/main" xmlns:wne="http://schemas.microsoft.com/office/word/2006/wordml" xmlns:wp14="http://schemas.microsoft.com/office/word/2010/wordprocessingDrawing" xmlns:wp="http://schemas.openxmlformats.org/drawingml/2006/wordprocessingDrawing" xmlns:wpc="http://schemas.microsoft.com/office/word/2010/wordprocessingCanvas" xmlns:wpg="http://schemas.microsoft.com/office/word/2010/wordprocessingGroup" xmlns:wpi="http://schemas.microsoft.com/office/word/2010/wordprocessingInk" xmlns:wps="http://schemas.microsoft.com/office/word/2010/wordprocessingShape" mc:Ignorable="w14 wp14">
   <w:p>
@@ -2370,6 +2657,26 @@
       </w:rPr>
       <w:t>ALUNZA  |  TUTOR UNIVERSITARIO INTELIGENTE PARA PROGRAMACIÓN I  |  CAPSTONE 2026-2</w:t>
     </w:r>
+  </w:p>
+</w:hdr>
+</file>
+
+<file path=word/header2.xml><?xml version="1.0" encoding="utf-8"?>
+<w:hdr xmlns:m="http://schemas.openxmlformats.org/officeDocument/2006/math" xmlns:mc="http://schemas.openxmlformats.org/markup-compatibility/2006" xmlns:mo="http://schemas.microsoft.com/office/mac/office/2008/main" xmlns:mv="urn:schemas-microsoft-com:mac:vml" xmlns:o="urn:schemas-microsoft-com:office:office" xmlns:r="http://schemas.openxmlformats.org/officeDocument/2006/relationships" xmlns:v="urn:schemas-microsoft-com:vml" xmlns:w10="urn:schemas-microsoft-com:office:word" xmlns:w14="http://schemas.microsoft.com/office/word/2010/wordml" xmlns:w="http://schemas.openxmlformats.org/wordprocessingml/2006/main" xmlns:wne="http://schemas.microsoft.com/office/word/2006/wordml" xmlns:wp14="http://schemas.microsoft.com/office/word/2010/wordprocessingDrawing" xmlns:wp="http://schemas.openxmlformats.org/drawingml/2006/wordprocessingDrawing" xmlns:wpc="http://schemas.microsoft.com/office/word/2010/wordprocessingCanvas" xmlns:wpg="http://schemas.microsoft.com/office/word/2010/wordprocessingGroup" xmlns:wpi="http://schemas.microsoft.com/office/word/2010/wordprocessingInk" xmlns:wps="http://schemas.microsoft.com/office/word/2010/wordprocessingShape" mc:Ignorable="w14 wp14">
+  <w:p>
+    <w:pPr>
+      <w:pStyle w:val="Header"/>
+    </w:pPr>
+  </w:p>
+</w:hdr>
+</file>
+
+<file path=word/header3.xml><?xml version="1.0" encoding="utf-8"?>
+<w:hdr xmlns:m="http://schemas.openxmlformats.org/officeDocument/2006/math" xmlns:mc="http://schemas.openxmlformats.org/markup-compatibility/2006" xmlns:mo="http://schemas.microsoft.com/office/mac/office/2008/main" xmlns:mv="urn:schemas-microsoft-com:mac:vml" xmlns:o="urn:schemas-microsoft-com:office:office" xmlns:r="http://schemas.openxmlformats.org/officeDocument/2006/relationships" xmlns:v="urn:schemas-microsoft-com:vml" xmlns:w10="urn:schemas-microsoft-com:office:word" xmlns:w14="http://schemas.microsoft.com/office/word/2010/wordml" xmlns:w="http://schemas.openxmlformats.org/wordprocessingml/2006/main" xmlns:wne="http://schemas.microsoft.com/office/word/2006/wordml" xmlns:wp14="http://schemas.microsoft.com/office/word/2010/wordprocessingDrawing" xmlns:wp="http://schemas.openxmlformats.org/drawingml/2006/wordprocessingDrawing" xmlns:wpc="http://schemas.microsoft.com/office/word/2010/wordprocessingCanvas" xmlns:wpg="http://schemas.microsoft.com/office/word/2010/wordprocessingGroup" xmlns:wpi="http://schemas.microsoft.com/office/word/2010/wordprocessingInk" xmlns:wps="http://schemas.microsoft.com/office/word/2010/wordprocessingShape" mc:Ignorable="w14 wp14">
+  <w:p>
+    <w:pPr>
+      <w:pStyle w:val="Header"/>
+    </w:pPr>
   </w:p>
 </w:hdr>
 </file>
@@ -2736,7 +3043,6 @@
   <w:style w:type="paragraph" w:default="1" w:styleId="Normal">
     <w:name w:val="Normal"/>
     <w:qFormat/>
-    <w:rsid w:val="00FC693F"/>
     <w:pPr>
       <w:widowControl/>
       <w:spacing w:after="80" w:line="259" w:lineRule="auto"/>
@@ -2753,7 +3059,6 @@
     <w:link w:val="HeaderChar"/>
     <w:uiPriority w:val="99"/>
     <w:unhideWhenUsed/>
-    <w:rsid w:val="00E618BF"/>
     <w:pPr>
       <w:tabs>
         <w:tab w:val="center" w:pos="4680"/>
@@ -2767,7 +3072,6 @@
     <w:basedOn w:val="DefaultParagraphFont"/>
     <w:link w:val="Header"/>
     <w:uiPriority w:val="99"/>
-    <w:rsid w:val="00E618BF"/>
   </w:style>
   <w:style w:type="paragraph" w:styleId="Footer">
     <w:name w:val="footer"/>
@@ -2775,7 +3079,6 @@
     <w:link w:val="FooterChar"/>
     <w:uiPriority w:val="99"/>
     <w:unhideWhenUsed/>
-    <w:rsid w:val="00E618BF"/>
     <w:pPr>
       <w:tabs>
         <w:tab w:val="center" w:pos="4680"/>
@@ -2789,7 +3092,6 @@
     <w:basedOn w:val="DefaultParagraphFont"/>
     <w:link w:val="Footer"/>
     <w:uiPriority w:val="99"/>
-    <w:rsid w:val="00E618BF"/>
   </w:style>
   <w:style w:type="paragraph" w:styleId="Heading1">
     <w:name w:val="heading 1"/>
@@ -2798,7 +3100,6 @@
     <w:link w:val="Heading1Char"/>
     <w:uiPriority w:val="9"/>
     <w:qFormat/>
-    <w:rsid w:val="00FC693F"/>
     <w:pPr>
       <w:keepNext/>
       <w:keepLines/>
@@ -2822,7 +3123,6 @@
     <w:uiPriority w:val="9"/>
     <w:unhideWhenUsed/>
     <w:qFormat/>
-    <w:rsid w:val="00FC693F"/>
     <w:pPr>
       <w:keepNext/>
       <w:keepLines/>
@@ -2846,7 +3146,6 @@
     <w:uiPriority w:val="9"/>
     <w:unhideWhenUsed/>
     <w:qFormat/>
-    <w:rsid w:val="00FC693F"/>
     <w:pPr>
       <w:keepNext/>
       <w:keepLines/>
@@ -2869,7 +3168,6 @@
     <w:semiHidden/>
     <w:unhideWhenUsed/>
     <w:qFormat/>
-    <w:rsid w:val="00FC693F"/>
     <w:pPr>
       <w:keepNext/>
       <w:keepLines/>
@@ -2894,7 +3192,6 @@
     <w:semiHidden/>
     <w:unhideWhenUsed/>
     <w:qFormat/>
-    <w:rsid w:val="00FC693F"/>
     <w:pPr>
       <w:keepNext/>
       <w:keepLines/>
@@ -2915,7 +3212,6 @@
     <w:semiHidden/>
     <w:unhideWhenUsed/>
     <w:qFormat/>
-    <w:rsid w:val="00FC693F"/>
     <w:pPr>
       <w:keepNext/>
       <w:keepLines/>
@@ -2938,7 +3234,6 @@
     <w:semiHidden/>
     <w:unhideWhenUsed/>
     <w:qFormat/>
-    <w:rsid w:val="00FC693F"/>
     <w:pPr>
       <w:keepNext/>
       <w:keepLines/>
@@ -2961,7 +3256,6 @@
     <w:semiHidden/>
     <w:unhideWhenUsed/>
     <w:qFormat/>
-    <w:rsid w:val="00FC693F"/>
     <w:pPr>
       <w:keepNext/>
       <w:keepLines/>
@@ -2984,7 +3278,6 @@
     <w:semiHidden/>
     <w:unhideWhenUsed/>
     <w:qFormat/>
-    <w:rsid w:val="00FC693F"/>
     <w:pPr>
       <w:keepNext/>
       <w:keepLines/>
@@ -3031,7 +3324,6 @@
     <w:name w:val="No Spacing"/>
     <w:uiPriority w:val="1"/>
     <w:qFormat/>
-    <w:rsid w:val="00FC693F"/>
     <w:pPr>
       <w:spacing w:after="0" w:line="240" w:lineRule="auto"/>
     </w:pPr>
@@ -3041,7 +3333,6 @@
     <w:basedOn w:val="DefaultParagraphFont"/>
     <w:link w:val="Heading1"/>
     <w:uiPriority w:val="9"/>
-    <w:rsid w:val="00FC693F"/>
     <w:rPr>
       <w:rFonts w:asciiTheme="majorHAnsi" w:eastAsiaTheme="majorEastAsia" w:hAnsiTheme="majorHAnsi" w:cstheme="majorBidi"/>
       <w:b/>
@@ -3056,7 +3347,6 @@
     <w:basedOn w:val="DefaultParagraphFont"/>
     <w:link w:val="Heading2"/>
     <w:uiPriority w:val="9"/>
-    <w:rsid w:val="00FC693F"/>
     <w:rPr>
       <w:rFonts w:asciiTheme="majorHAnsi" w:eastAsiaTheme="majorEastAsia" w:hAnsiTheme="majorHAnsi" w:cstheme="majorBidi"/>
       <w:b/>
@@ -3071,7 +3361,6 @@
     <w:basedOn w:val="DefaultParagraphFont"/>
     <w:link w:val="Heading3"/>
     <w:uiPriority w:val="9"/>
-    <w:rsid w:val="00FC693F"/>
     <w:rPr>
       <w:rFonts w:asciiTheme="majorHAnsi" w:eastAsiaTheme="majorEastAsia" w:hAnsiTheme="majorHAnsi" w:cstheme="majorBidi"/>
       <w:b/>
@@ -3086,7 +3375,6 @@
     <w:link w:val="TitleChar"/>
     <w:uiPriority w:val="10"/>
     <w:qFormat/>
-    <w:rsid w:val="00FC693F"/>
     <w:pPr>
       <w:pBdr>
         <w:bottom w:val="single" w:sz="8" w:space="4" w:color="4F81BD" w:themeColor="accent1"/>
@@ -3108,7 +3396,6 @@
     <w:basedOn w:val="DefaultParagraphFont"/>
     <w:link w:val="Title"/>
     <w:uiPriority w:val="10"/>
-    <w:rsid w:val="00FC693F"/>
     <w:rPr>
       <w:rFonts w:asciiTheme="majorHAnsi" w:eastAsiaTheme="majorEastAsia" w:hAnsiTheme="majorHAnsi" w:cstheme="majorBidi"/>
       <w:color w:val="17365D" w:themeColor="text2" w:themeShade="BF"/>
@@ -3125,7 +3412,6 @@
     <w:link w:val="SubtitleChar"/>
     <w:uiPriority w:val="11"/>
     <w:qFormat/>
-    <w:rsid w:val="00FC693F"/>
     <w:pPr>
       <w:numPr>
         <w:ilvl w:val="1"/>
@@ -3146,7 +3432,6 @@
     <w:basedOn w:val="DefaultParagraphFont"/>
     <w:link w:val="Subtitle"/>
     <w:uiPriority w:val="11"/>
-    <w:rsid w:val="00FC693F"/>
     <w:rPr>
       <w:rFonts w:asciiTheme="majorHAnsi" w:eastAsiaTheme="majorEastAsia" w:hAnsiTheme="majorHAnsi" w:cstheme="majorBidi"/>
       <w:i/>
@@ -3162,7 +3447,6 @@
     <w:basedOn w:val="Normal"/>
     <w:uiPriority w:val="34"/>
     <w:qFormat/>
-    <w:rsid w:val="00FC693F"/>
     <w:pPr>
       <w:ind w:left="720"/>
       <w:contextualSpacing/>
@@ -3174,7 +3458,6 @@
     <w:link w:val="BodyTextChar"/>
     <w:uiPriority w:val="99"/>
     <w:unhideWhenUsed/>
-    <w:rsid w:val="00AA1D8D"/>
     <w:pPr>
       <w:spacing w:after="120"/>
     </w:pPr>
@@ -3184,7 +3467,6 @@
     <w:basedOn w:val="DefaultParagraphFont"/>
     <w:link w:val="BodyText"/>
     <w:uiPriority w:val="99"/>
-    <w:rsid w:val="00AA1D8D"/>
   </w:style>
   <w:style w:type="paragraph" w:styleId="BodyText2">
     <w:name w:val="Body Text 2"/>
@@ -3192,7 +3474,6 @@
     <w:link w:val="BodyText2Char"/>
     <w:uiPriority w:val="99"/>
     <w:unhideWhenUsed/>
-    <w:rsid w:val="00AA1D8D"/>
     <w:pPr>
       <w:spacing w:after="120" w:line="480" w:lineRule="auto"/>
     </w:pPr>
@@ -3202,7 +3483,6 @@
     <w:basedOn w:val="DefaultParagraphFont"/>
     <w:link w:val="BodyText2"/>
     <w:uiPriority w:val="99"/>
-    <w:rsid w:val="00AA1D8D"/>
   </w:style>
   <w:style w:type="paragraph" w:styleId="BodyText3">
     <w:name w:val="Body Text 3"/>
@@ -3210,7 +3490,6 @@
     <w:link w:val="BodyText3Char"/>
     <w:uiPriority w:val="99"/>
     <w:unhideWhenUsed/>
-    <w:rsid w:val="00AA1D8D"/>
     <w:pPr>
       <w:spacing w:after="120"/>
     </w:pPr>
@@ -3224,7 +3503,6 @@
     <w:basedOn w:val="DefaultParagraphFont"/>
     <w:link w:val="BodyText3"/>
     <w:uiPriority w:val="99"/>
-    <w:rsid w:val="00AA1D8D"/>
     <w:rPr>
       <w:sz w:val="16"/>
       <w:szCs w:val="16"/>
@@ -3235,7 +3513,6 @@
     <w:basedOn w:val="Normal"/>
     <w:uiPriority w:val="99"/>
     <w:unhideWhenUsed/>
-    <w:rsid w:val="00AA1D8D"/>
     <w:pPr>
       <w:ind w:left="360" w:hanging="360"/>
       <w:contextualSpacing/>
@@ -3246,7 +3523,6 @@
     <w:basedOn w:val="Normal"/>
     <w:uiPriority w:val="99"/>
     <w:unhideWhenUsed/>
-    <w:rsid w:val="00326F90"/>
     <w:pPr>
       <w:ind w:left="720" w:hanging="360"/>
       <w:contextualSpacing/>
@@ -3257,7 +3533,6 @@
     <w:basedOn w:val="Normal"/>
     <w:uiPriority w:val="99"/>
     <w:unhideWhenUsed/>
-    <w:rsid w:val="00326F90"/>
     <w:pPr>
       <w:ind w:left="1080" w:hanging="360"/>
       <w:contextualSpacing/>
@@ -3268,7 +3543,6 @@
     <w:basedOn w:val="Normal"/>
     <w:uiPriority w:val="99"/>
     <w:unhideWhenUsed/>
-    <w:rsid w:val="00326F90"/>
     <w:pPr>
       <w:numPr>
         <w:numId w:val="1"/>
@@ -3281,7 +3555,6 @@
     <w:basedOn w:val="Normal"/>
     <w:uiPriority w:val="99"/>
     <w:unhideWhenUsed/>
-    <w:rsid w:val="00326F90"/>
     <w:pPr>
       <w:numPr>
         <w:numId w:val="2"/>
@@ -3294,7 +3567,6 @@
     <w:basedOn w:val="Normal"/>
     <w:uiPriority w:val="99"/>
     <w:unhideWhenUsed/>
-    <w:rsid w:val="00326F90"/>
     <w:pPr>
       <w:numPr>
         <w:numId w:val="3"/>
@@ -3307,7 +3579,6 @@
     <w:basedOn w:val="Normal"/>
     <w:uiPriority w:val="99"/>
     <w:unhideWhenUsed/>
-    <w:rsid w:val="00326F90"/>
     <w:pPr>
       <w:numPr>
         <w:numId w:val="5"/>
@@ -3320,7 +3591,6 @@
     <w:basedOn w:val="Normal"/>
     <w:uiPriority w:val="99"/>
     <w:unhideWhenUsed/>
-    <w:rsid w:val="0029639D"/>
     <w:pPr>
       <w:numPr>
         <w:numId w:val="6"/>
@@ -3333,7 +3603,6 @@
     <w:basedOn w:val="Normal"/>
     <w:uiPriority w:val="99"/>
     <w:unhideWhenUsed/>
-    <w:rsid w:val="0029639D"/>
     <w:pPr>
       <w:numPr>
         <w:numId w:val="7"/>
@@ -3346,7 +3615,6 @@
     <w:basedOn w:val="Normal"/>
     <w:uiPriority w:val="99"/>
     <w:unhideWhenUsed/>
-    <w:rsid w:val="0029639D"/>
     <w:pPr>
       <w:spacing w:after="120"/>
       <w:ind w:left="360"/>
@@ -3358,7 +3626,6 @@
     <w:basedOn w:val="Normal"/>
     <w:uiPriority w:val="99"/>
     <w:unhideWhenUsed/>
-    <w:rsid w:val="0029639D"/>
     <w:pPr>
       <w:spacing w:after="120"/>
       <w:ind w:left="720"/>
@@ -3370,7 +3637,6 @@
     <w:basedOn w:val="Normal"/>
     <w:uiPriority w:val="99"/>
     <w:unhideWhenUsed/>
-    <w:rsid w:val="0029639D"/>
     <w:pPr>
       <w:spacing w:after="120"/>
       <w:ind w:left="1080"/>
@@ -3382,7 +3648,6 @@
     <w:link w:val="MacroTextChar"/>
     <w:uiPriority w:val="99"/>
     <w:unhideWhenUsed/>
-    <w:rsid w:val="0029639D"/>
     <w:pPr>
       <w:tabs>
         <w:tab w:val="left" w:pos="576"/>
@@ -3405,7 +3670,6 @@
     <w:basedOn w:val="DefaultParagraphFont"/>
     <w:link w:val="MacroText"/>
     <w:uiPriority w:val="99"/>
-    <w:rsid w:val="0029639D"/>
     <w:rPr>
       <w:rFonts w:ascii="Courier" w:hAnsi="Courier"/>
       <w:sz w:val="20"/>
@@ -3419,7 +3683,6 @@
     <w:link w:val="QuoteChar"/>
     <w:uiPriority w:val="29"/>
     <w:qFormat/>
-    <w:rsid w:val="00FC693F"/>
     <w:rPr>
       <w:i/>
       <w:iCs/>
@@ -3431,7 +3694,6 @@
     <w:basedOn w:val="DefaultParagraphFont"/>
     <w:link w:val="Quote"/>
     <w:uiPriority w:val="29"/>
-    <w:rsid w:val="00FC693F"/>
     <w:rPr>
       <w:i/>
       <w:iCs/>
@@ -3444,7 +3706,6 @@
     <w:link w:val="Heading4"/>
     <w:uiPriority w:val="9"/>
     <w:semiHidden/>
-    <w:rsid w:val="00FC693F"/>
     <w:rPr>
       <w:rFonts w:asciiTheme="majorHAnsi" w:eastAsiaTheme="majorEastAsia" w:hAnsiTheme="majorHAnsi" w:cstheme="majorBidi"/>
       <w:b/>
@@ -3460,7 +3721,6 @@
     <w:link w:val="Heading5"/>
     <w:uiPriority w:val="9"/>
     <w:semiHidden/>
-    <w:rsid w:val="00FC693F"/>
     <w:rPr>
       <w:rFonts w:asciiTheme="majorHAnsi" w:eastAsiaTheme="majorEastAsia" w:hAnsiTheme="majorHAnsi" w:cstheme="majorBidi"/>
       <w:color w:val="243F60" w:themeColor="accent1" w:themeShade="7F"/>
@@ -3472,7 +3732,6 @@
     <w:link w:val="Heading6"/>
     <w:uiPriority w:val="9"/>
     <w:semiHidden/>
-    <w:rsid w:val="00FC693F"/>
     <w:rPr>
       <w:rFonts w:asciiTheme="majorHAnsi" w:eastAsiaTheme="majorEastAsia" w:hAnsiTheme="majorHAnsi" w:cstheme="majorBidi"/>
       <w:i/>
@@ -3486,7 +3745,6 @@
     <w:link w:val="Heading7"/>
     <w:uiPriority w:val="9"/>
     <w:semiHidden/>
-    <w:rsid w:val="00FC693F"/>
     <w:rPr>
       <w:rFonts w:asciiTheme="majorHAnsi" w:eastAsiaTheme="majorEastAsia" w:hAnsiTheme="majorHAnsi" w:cstheme="majorBidi"/>
       <w:i/>
@@ -3500,7 +3758,6 @@
     <w:link w:val="Heading8"/>
     <w:uiPriority w:val="9"/>
     <w:semiHidden/>
-    <w:rsid w:val="00FC693F"/>
     <w:rPr>
       <w:rFonts w:asciiTheme="majorHAnsi" w:eastAsiaTheme="majorEastAsia" w:hAnsiTheme="majorHAnsi" w:cstheme="majorBidi"/>
       <w:color w:val="4F81BD" w:themeColor="accent1"/>
@@ -3514,7 +3771,6 @@
     <w:link w:val="Heading9"/>
     <w:uiPriority w:val="9"/>
     <w:semiHidden/>
-    <w:rsid w:val="00FC693F"/>
     <w:rPr>
       <w:rFonts w:asciiTheme="majorHAnsi" w:eastAsiaTheme="majorEastAsia" w:hAnsiTheme="majorHAnsi" w:cstheme="majorBidi"/>
       <w:i/>
@@ -3532,7 +3788,6 @@
     <w:semiHidden/>
     <w:unhideWhenUsed/>
     <w:qFormat/>
-    <w:rsid w:val="00FC693F"/>
     <w:pPr>
       <w:spacing w:line="240" w:lineRule="auto"/>
     </w:pPr>
@@ -3549,7 +3804,6 @@
     <w:basedOn w:val="DefaultParagraphFont"/>
     <w:uiPriority w:val="22"/>
     <w:qFormat/>
-    <w:rsid w:val="00FC693F"/>
     <w:rPr>
       <w:b/>
       <w:bCs/>
@@ -3560,7 +3814,6 @@
     <w:basedOn w:val="DefaultParagraphFont"/>
     <w:uiPriority w:val="20"/>
     <w:qFormat/>
-    <w:rsid w:val="00FC693F"/>
     <w:rPr>
       <w:i/>
       <w:iCs/>
@@ -3573,7 +3826,6 @@
     <w:link w:val="IntenseQuoteChar"/>
     <w:uiPriority w:val="30"/>
     <w:qFormat/>
-    <w:rsid w:val="00FC693F"/>
     <w:pPr>
       <w:pBdr>
         <w:bottom w:val="single" w:sz="4" w:space="4" w:color="4F81BD" w:themeColor="accent1"/>
@@ -3594,7 +3846,6 @@
     <w:basedOn w:val="DefaultParagraphFont"/>
     <w:link w:val="IntenseQuote"/>
     <w:uiPriority w:val="30"/>
-    <w:rsid w:val="00FC693F"/>
     <w:rPr>
       <w:b/>
       <w:bCs/>
@@ -3608,7 +3859,6 @@
     <w:basedOn w:val="DefaultParagraphFont"/>
     <w:uiPriority w:val="19"/>
     <w:qFormat/>
-    <w:rsid w:val="00FC693F"/>
     <w:rPr>
       <w:i/>
       <w:iCs/>
@@ -3620,7 +3870,6 @@
     <w:basedOn w:val="DefaultParagraphFont"/>
     <w:uiPriority w:val="21"/>
     <w:qFormat/>
-    <w:rsid w:val="00FC693F"/>
     <w:rPr>
       <w:b/>
       <w:bCs/>
@@ -3634,7 +3883,6 @@
     <w:basedOn w:val="DefaultParagraphFont"/>
     <w:uiPriority w:val="31"/>
     <w:qFormat/>
-    <w:rsid w:val="00FC693F"/>
     <w:rPr>
       <w:smallCaps/>
       <w:color w:val="C0504D" w:themeColor="accent2"/>
@@ -3646,7 +3894,6 @@
     <w:basedOn w:val="DefaultParagraphFont"/>
     <w:uiPriority w:val="32"/>
     <w:qFormat/>
-    <w:rsid w:val="00FC693F"/>
     <w:rPr>
       <w:b/>
       <w:bCs/>
@@ -3661,7 +3908,6 @@
     <w:basedOn w:val="DefaultParagraphFont"/>
     <w:uiPriority w:val="33"/>
     <w:qFormat/>
-    <w:rsid w:val="00FC693F"/>
     <w:rPr>
       <w:b/>
       <w:bCs/>
@@ -3677,7 +3923,6 @@
     <w:semiHidden/>
     <w:unhideWhenUsed/>
     <w:qFormat/>
-    <w:rsid w:val="00FC693F"/>
     <w:pPr>
       <w:outlineLvl w:val="9"/>
     </w:pPr>
@@ -3686,7 +3931,6 @@
     <w:name w:val="Table Grid"/>
     <w:basedOn w:val="TableNormal"/>
     <w:uiPriority w:val="59"/>
-    <w:rsid w:val="00FC693F"/>
     <w:pPr>
       <w:spacing w:after="0" w:line="240" w:lineRule="auto"/>
     </w:pPr>
@@ -3712,7 +3956,6 @@
     <w:name w:val="Light Shading"/>
     <w:basedOn w:val="TableNormal"/>
     <w:uiPriority w:val="60"/>
-    <w:rsid w:val="00FC693F"/>
     <w:pPr>
       <w:spacing w:after="0" w:line="240" w:lineRule="auto"/>
     </w:pPr>
@@ -3815,7 +4058,6 @@
     <w:name w:val="Light Shading Accent 1"/>
     <w:basedOn w:val="TableNormal"/>
     <w:uiPriority w:val="60"/>
-    <w:rsid w:val="00FC693F"/>
     <w:pPr>
       <w:spacing w:after="0" w:line="240" w:lineRule="auto"/>
     </w:pPr>
@@ -3918,7 +4160,6 @@
     <w:name w:val="Light Shading Accent 2"/>
     <w:basedOn w:val="TableNormal"/>
     <w:uiPriority w:val="60"/>
-    <w:rsid w:val="00FC693F"/>
     <w:pPr>
       <w:spacing w:after="0" w:line="240" w:lineRule="auto"/>
     </w:pPr>
@@ -4021,7 +4262,6 @@
     <w:name w:val="Light Shading Accent 3"/>
     <w:basedOn w:val="TableNormal"/>
     <w:uiPriority w:val="60"/>
-    <w:rsid w:val="00FC693F"/>
     <w:pPr>
       <w:spacing w:after="0" w:line="240" w:lineRule="auto"/>
     </w:pPr>
@@ -4124,7 +4364,6 @@
     <w:name w:val="Light Shading Accent 4"/>
     <w:basedOn w:val="TableNormal"/>
     <w:uiPriority w:val="60"/>
-    <w:rsid w:val="00FC693F"/>
     <w:pPr>
       <w:spacing w:after="0" w:line="240" w:lineRule="auto"/>
     </w:pPr>
@@ -4227,7 +4466,6 @@
     <w:name w:val="Light Shading Accent 5"/>
     <w:basedOn w:val="TableNormal"/>
     <w:uiPriority w:val="60"/>
-    <w:rsid w:val="00FC693F"/>
     <w:pPr>
       <w:spacing w:after="0" w:line="240" w:lineRule="auto"/>
     </w:pPr>
@@ -4330,7 +4568,6 @@
     <w:name w:val="Light Shading Accent 6"/>
     <w:basedOn w:val="TableNormal"/>
     <w:uiPriority w:val="60"/>
-    <w:rsid w:val="00FC693F"/>
     <w:pPr>
       <w:spacing w:after="0" w:line="240" w:lineRule="auto"/>
     </w:pPr>
@@ -4433,7 +4670,6 @@
     <w:name w:val="Light List"/>
     <w:basedOn w:val="TableNormal"/>
     <w:uiPriority w:val="61"/>
-    <w:rsid w:val="00FC693F"/>
     <w:pPr>
       <w:spacing w:after="0" w:line="240" w:lineRule="auto"/>
     </w:pPr>
@@ -4525,7 +4761,6 @@
     <w:name w:val="Light List Accent 1"/>
     <w:basedOn w:val="TableNormal"/>
     <w:uiPriority w:val="61"/>
-    <w:rsid w:val="00FC693F"/>
     <w:pPr>
       <w:spacing w:after="0" w:line="240" w:lineRule="auto"/>
     </w:pPr>
@@ -4617,7 +4852,6 @@
     <w:name w:val="Light List Accent 2"/>
     <w:basedOn w:val="TableNormal"/>
     <w:uiPriority w:val="61"/>
-    <w:rsid w:val="00CB0664"/>
     <w:pPr>
       <w:spacing w:after="0" w:line="240" w:lineRule="auto"/>
     </w:pPr>
@@ -4709,7 +4943,6 @@
     <w:name w:val="Light List Accent 3"/>
     <w:basedOn w:val="TableNormal"/>
     <w:uiPriority w:val="61"/>
-    <w:rsid w:val="00CB0664"/>
     <w:pPr>
       <w:spacing w:after="0" w:line="240" w:lineRule="auto"/>
     </w:pPr>
@@ -4801,7 +5034,6 @@
     <w:name w:val="Light List Accent 4"/>
     <w:basedOn w:val="TableNormal"/>
     <w:uiPriority w:val="61"/>
-    <w:rsid w:val="00CB0664"/>
     <w:pPr>
       <w:spacing w:after="0" w:line="240" w:lineRule="auto"/>
     </w:pPr>
@@ -4893,7 +5125,6 @@
     <w:name w:val="Light List Accent 5"/>
     <w:basedOn w:val="TableNormal"/>
     <w:uiPriority w:val="61"/>
-    <w:rsid w:val="00CB0664"/>
     <w:pPr>
       <w:spacing w:after="0" w:line="240" w:lineRule="auto"/>
     </w:pPr>
@@ -4985,7 +5216,6 @@
     <w:name w:val="Light List Accent 6"/>
     <w:basedOn w:val="TableNormal"/>
     <w:uiPriority w:val="61"/>
-    <w:rsid w:val="00CB0664"/>
     <w:pPr>
       <w:spacing w:after="0" w:line="240" w:lineRule="auto"/>
     </w:pPr>
@@ -5077,7 +5307,6 @@
     <w:name w:val="Light Grid"/>
     <w:basedOn w:val="TableNormal"/>
     <w:uiPriority w:val="62"/>
-    <w:rsid w:val="00CB0664"/>
     <w:pPr>
       <w:spacing w:after="0" w:line="240" w:lineRule="auto"/>
     </w:pPr>
@@ -5207,7 +5436,6 @@
     <w:name w:val="Light Grid Accent 1"/>
     <w:basedOn w:val="TableNormal"/>
     <w:uiPriority w:val="62"/>
-    <w:rsid w:val="00CB0664"/>
     <w:pPr>
       <w:spacing w:after="0" w:line="240" w:lineRule="auto"/>
     </w:pPr>
@@ -5337,7 +5565,6 @@
     <w:name w:val="Light Grid Accent 2"/>
     <w:basedOn w:val="TableNormal"/>
     <w:uiPriority w:val="62"/>
-    <w:rsid w:val="00CB0664"/>
     <w:pPr>
       <w:spacing w:after="0" w:line="240" w:lineRule="auto"/>
     </w:pPr>
@@ -5467,7 +5694,6 @@
     <w:name w:val="Light Grid Accent 3"/>
     <w:basedOn w:val="TableNormal"/>
     <w:uiPriority w:val="62"/>
-    <w:rsid w:val="00CB0664"/>
     <w:pPr>
       <w:spacing w:after="0" w:line="240" w:lineRule="auto"/>
     </w:pPr>
@@ -5597,7 +5823,6 @@
     <w:name w:val="Light Grid Accent 4"/>
     <w:basedOn w:val="TableNormal"/>
     <w:uiPriority w:val="62"/>
-    <w:rsid w:val="00CB0664"/>
     <w:pPr>
       <w:spacing w:after="0" w:line="240" w:lineRule="auto"/>
     </w:pPr>
@@ -5727,7 +5952,6 @@
     <w:name w:val="Light Grid Accent 5"/>
     <w:basedOn w:val="TableNormal"/>
     <w:uiPriority w:val="62"/>
-    <w:rsid w:val="00CB0664"/>
     <w:pPr>
       <w:spacing w:after="0" w:line="240" w:lineRule="auto"/>
     </w:pPr>
@@ -5857,7 +6081,6 @@
     <w:name w:val="Light Grid Accent 6"/>
     <w:basedOn w:val="TableNormal"/>
     <w:uiPriority w:val="62"/>
-    <w:rsid w:val="00CB0664"/>
     <w:pPr>
       <w:spacing w:after="0" w:line="240" w:lineRule="auto"/>
     </w:pPr>
@@ -5987,7 +6210,6 @@
     <w:name w:val="Medium Shading 1"/>
     <w:basedOn w:val="TableNormal"/>
     <w:uiPriority w:val="63"/>
-    <w:rsid w:val="00CB0664"/>
     <w:pPr>
       <w:spacing w:after="0" w:line="240" w:lineRule="auto"/>
     </w:pPr>
@@ -6093,7 +6315,6 @@
     <w:name w:val="Medium Shading 1 Accent 1"/>
     <w:basedOn w:val="TableNormal"/>
     <w:uiPriority w:val="63"/>
-    <w:rsid w:val="00CB0664"/>
     <w:pPr>
       <w:spacing w:after="0" w:line="240" w:lineRule="auto"/>
     </w:pPr>
@@ -6199,7 +6420,6 @@
     <w:name w:val="Medium Shading 1 Accent 2"/>
     <w:basedOn w:val="TableNormal"/>
     <w:uiPriority w:val="63"/>
-    <w:rsid w:val="00CB0664"/>
     <w:pPr>
       <w:spacing w:after="0" w:line="240" w:lineRule="auto"/>
     </w:pPr>
@@ -6305,7 +6525,6 @@
     <w:name w:val="Medium Shading 1 Accent 3"/>
     <w:basedOn w:val="TableNormal"/>
     <w:uiPriority w:val="63"/>
-    <w:rsid w:val="00CB0664"/>
     <w:pPr>
       <w:spacing w:after="0" w:line="240" w:lineRule="auto"/>
     </w:pPr>
@@ -6411,7 +6630,6 @@
     <w:name w:val="Medium Shading 1 Accent 4"/>
     <w:basedOn w:val="TableNormal"/>
     <w:uiPriority w:val="63"/>
-    <w:rsid w:val="00CB0664"/>
     <w:pPr>
       <w:spacing w:after="0" w:line="240" w:lineRule="auto"/>
     </w:pPr>
@@ -6517,7 +6735,6 @@
     <w:name w:val="Medium Shading 1 Accent 5"/>
     <w:basedOn w:val="TableNormal"/>
     <w:uiPriority w:val="63"/>
-    <w:rsid w:val="00CB0664"/>
     <w:pPr>
       <w:spacing w:after="0" w:line="240" w:lineRule="auto"/>
     </w:pPr>
@@ -6623,7 +6840,6 @@
     <w:name w:val="Medium Shading 1 Accent 6"/>
     <w:basedOn w:val="TableNormal"/>
     <w:uiPriority w:val="63"/>
-    <w:rsid w:val="00CB0664"/>
     <w:pPr>
       <w:spacing w:after="0" w:line="240" w:lineRule="auto"/>
     </w:pPr>
@@ -6729,7 +6945,6 @@
     <w:name w:val="Medium Shading 2"/>
     <w:basedOn w:val="TableNormal"/>
     <w:uiPriority w:val="64"/>
-    <w:rsid w:val="00CB0664"/>
     <w:pPr>
       <w:spacing w:after="0" w:line="240" w:lineRule="auto"/>
     </w:pPr>
@@ -6878,7 +7093,6 @@
     <w:name w:val="Medium Shading 2 Accent 1"/>
     <w:basedOn w:val="TableNormal"/>
     <w:uiPriority w:val="64"/>
-    <w:rsid w:val="00CB0664"/>
     <w:pPr>
       <w:spacing w:after="0" w:line="240" w:lineRule="auto"/>
     </w:pPr>
@@ -7027,7 +7241,6 @@
     <w:name w:val="Medium Shading 2 Accent 2"/>
     <w:basedOn w:val="TableNormal"/>
     <w:uiPriority w:val="64"/>
-    <w:rsid w:val="00CB0664"/>
     <w:pPr>
       <w:spacing w:after="0" w:line="240" w:lineRule="auto"/>
     </w:pPr>
@@ -7176,7 +7389,6 @@
     <w:name w:val="Medium Shading 2 Accent 3"/>
     <w:basedOn w:val="TableNormal"/>
     <w:uiPriority w:val="64"/>
-    <w:rsid w:val="00CB0664"/>
     <w:pPr>
       <w:spacing w:after="0" w:line="240" w:lineRule="auto"/>
     </w:pPr>
@@ -7325,7 +7537,6 @@
     <w:name w:val="Medium Shading 2 Accent 4"/>
     <w:basedOn w:val="TableNormal"/>
     <w:uiPriority w:val="64"/>
-    <w:rsid w:val="00CB0664"/>
     <w:pPr>
       <w:spacing w:after="0" w:line="240" w:lineRule="auto"/>
     </w:pPr>
@@ -7474,7 +7685,6 @@
     <w:name w:val="Medium Shading 2 Accent 5"/>
     <w:basedOn w:val="TableNormal"/>
     <w:uiPriority w:val="64"/>
-    <w:rsid w:val="00CB0664"/>
     <w:pPr>
       <w:spacing w:after="0" w:line="240" w:lineRule="auto"/>
     </w:pPr>
@@ -7623,7 +7833,6 @@
     <w:name w:val="Medium Shading 2 Accent 6"/>
     <w:basedOn w:val="TableNormal"/>
     <w:uiPriority w:val="64"/>
-    <w:rsid w:val="00CB0664"/>
     <w:pPr>
       <w:spacing w:after="0" w:line="240" w:lineRule="auto"/>
     </w:pPr>
@@ -7772,7 +7981,6 @@
     <w:name w:val="Medium List 1"/>
     <w:basedOn w:val="TableNormal"/>
     <w:uiPriority w:val="65"/>
-    <w:rsid w:val="00CB0664"/>
     <w:pPr>
       <w:spacing w:after="0" w:line="240" w:lineRule="auto"/>
     </w:pPr>
@@ -7856,7 +8064,6 @@
     <w:name w:val="Medium List 1 Accent 1"/>
     <w:basedOn w:val="TableNormal"/>
     <w:uiPriority w:val="65"/>
-    <w:rsid w:val="00CB0664"/>
     <w:pPr>
       <w:spacing w:after="0" w:line="240" w:lineRule="auto"/>
     </w:pPr>
@@ -7940,7 +8147,6 @@
     <w:name w:val="Medium List 1 Accent 2"/>
     <w:basedOn w:val="TableNormal"/>
     <w:uiPriority w:val="65"/>
-    <w:rsid w:val="00CB0664"/>
     <w:pPr>
       <w:spacing w:after="0" w:line="240" w:lineRule="auto"/>
     </w:pPr>
@@ -8024,7 +8230,6 @@
     <w:name w:val="Medium List 1 Accent 3"/>
     <w:basedOn w:val="TableNormal"/>
     <w:uiPriority w:val="65"/>
-    <w:rsid w:val="00CB0664"/>
     <w:pPr>
       <w:spacing w:after="0" w:line="240" w:lineRule="auto"/>
     </w:pPr>
@@ -8108,7 +8313,6 @@
     <w:name w:val="Medium List 1 Accent 4"/>
     <w:basedOn w:val="TableNormal"/>
     <w:uiPriority w:val="65"/>
-    <w:rsid w:val="00CB0664"/>
     <w:pPr>
       <w:spacing w:after="0" w:line="240" w:lineRule="auto"/>
     </w:pPr>
@@ -8192,7 +8396,6 @@
     <w:name w:val="Medium List 1 Accent 5"/>
     <w:basedOn w:val="TableNormal"/>
     <w:uiPriority w:val="65"/>
-    <w:rsid w:val="00CB0664"/>
     <w:pPr>
       <w:spacing w:after="0" w:line="240" w:lineRule="auto"/>
     </w:pPr>
@@ -8276,7 +8479,6 @@
     <w:name w:val="Medium List 1 Accent 6"/>
     <w:basedOn w:val="TableNormal"/>
     <w:uiPriority w:val="65"/>
-    <w:rsid w:val="00CB0664"/>
     <w:pPr>
       <w:spacing w:after="0" w:line="240" w:lineRule="auto"/>
     </w:pPr>
@@ -8360,7 +8562,6 @@
     <w:name w:val="Medium List 2"/>
     <w:basedOn w:val="TableNormal"/>
     <w:uiPriority w:val="66"/>
-    <w:rsid w:val="00CB0664"/>
     <w:pPr>
       <w:spacing w:after="0" w:line="240" w:lineRule="auto"/>
     </w:pPr>
@@ -8488,7 +8689,6 @@
     <w:name w:val="Medium List 2 Accent 1"/>
     <w:basedOn w:val="TableNormal"/>
     <w:uiPriority w:val="66"/>
-    <w:rsid w:val="00CB0664"/>
     <w:pPr>
       <w:spacing w:after="0" w:line="240" w:lineRule="auto"/>
     </w:pPr>
@@ -8616,7 +8816,6 @@
     <w:name w:val="Medium List 2 Accent 2"/>
     <w:basedOn w:val="TableNormal"/>
     <w:uiPriority w:val="66"/>
-    <w:rsid w:val="00CB0664"/>
     <w:pPr>
       <w:spacing w:after="0" w:line="240" w:lineRule="auto"/>
     </w:pPr>
@@ -8744,7 +8943,6 @@
     <w:name w:val="Medium List 2 Accent 3"/>
     <w:basedOn w:val="TableNormal"/>
     <w:uiPriority w:val="66"/>
-    <w:rsid w:val="00CB0664"/>
     <w:pPr>
       <w:spacing w:after="0" w:line="240" w:lineRule="auto"/>
     </w:pPr>
@@ -8872,7 +9070,6 @@
     <w:name w:val="Medium List 2 Accent 4"/>
     <w:basedOn w:val="TableNormal"/>
     <w:uiPriority w:val="66"/>
-    <w:rsid w:val="00CB0664"/>
     <w:pPr>
       <w:spacing w:after="0" w:line="240" w:lineRule="auto"/>
     </w:pPr>
@@ -9000,7 +9197,6 @@
     <w:name w:val="Medium List 2 Accent 5"/>
     <w:basedOn w:val="TableNormal"/>
     <w:uiPriority w:val="66"/>
-    <w:rsid w:val="00CB0664"/>
     <w:pPr>
       <w:spacing w:after="0" w:line="240" w:lineRule="auto"/>
     </w:pPr>
@@ -9128,7 +9324,6 @@
     <w:name w:val="Medium List 2 Accent 6"/>
     <w:basedOn w:val="TableNormal"/>
     <w:uiPriority w:val="66"/>
-    <w:rsid w:val="00CB0664"/>
     <w:pPr>
       <w:spacing w:after="0" w:line="240" w:lineRule="auto"/>
     </w:pPr>
@@ -9256,7 +9451,6 @@
     <w:name w:val="Medium Grid 1"/>
     <w:basedOn w:val="TableNormal"/>
     <w:uiPriority w:val="67"/>
-    <w:rsid w:val="00CB0664"/>
     <w:pPr>
       <w:spacing w:after="0" w:line="240" w:lineRule="auto"/>
     </w:pPr>
@@ -9329,7 +9523,6 @@
     <w:name w:val="Medium Grid 1 Accent 1"/>
     <w:basedOn w:val="TableNormal"/>
     <w:uiPriority w:val="67"/>
-    <w:rsid w:val="00CB0664"/>
     <w:pPr>
       <w:spacing w:after="0" w:line="240" w:lineRule="auto"/>
     </w:pPr>
@@ -9402,7 +9595,6 @@
     <w:name w:val="Medium Grid 1 Accent 2"/>
     <w:basedOn w:val="TableNormal"/>
     <w:uiPriority w:val="67"/>
-    <w:rsid w:val="00CB0664"/>
     <w:pPr>
       <w:spacing w:after="0" w:line="240" w:lineRule="auto"/>
     </w:pPr>
@@ -9475,7 +9667,6 @@
     <w:name w:val="Medium Grid 1 Accent 3"/>
     <w:basedOn w:val="TableNormal"/>
     <w:uiPriority w:val="67"/>
-    <w:rsid w:val="00CB0664"/>
     <w:pPr>
       <w:spacing w:after="0" w:line="240" w:lineRule="auto"/>
     </w:pPr>
@@ -9548,7 +9739,6 @@
     <w:name w:val="Medium Grid 1 Accent 4"/>
     <w:basedOn w:val="TableNormal"/>
     <w:uiPriority w:val="67"/>
-    <w:rsid w:val="00CB0664"/>
     <w:pPr>
       <w:spacing w:after="0" w:line="240" w:lineRule="auto"/>
     </w:pPr>
@@ -9621,7 +9811,6 @@
     <w:name w:val="Medium Grid 1 Accent 5"/>
     <w:basedOn w:val="TableNormal"/>
     <w:uiPriority w:val="67"/>
-    <w:rsid w:val="00CB0664"/>
     <w:pPr>
       <w:spacing w:after="0" w:line="240" w:lineRule="auto"/>
     </w:pPr>
@@ -9694,7 +9883,6 @@
     <w:name w:val="Medium Grid 1 Accent 6"/>
     <w:basedOn w:val="TableNormal"/>
     <w:uiPriority w:val="67"/>
-    <w:rsid w:val="00CB0664"/>
     <w:pPr>
       <w:spacing w:after="0" w:line="240" w:lineRule="auto"/>
     </w:pPr>
@@ -9767,7 +9955,6 @@
     <w:name w:val="Medium Grid 2"/>
     <w:basedOn w:val="TableNormal"/>
     <w:uiPriority w:val="68"/>
-    <w:rsid w:val="00CB0664"/>
     <w:pPr>
       <w:spacing w:after="0" w:line="240" w:lineRule="auto"/>
     </w:pPr>
@@ -9892,7 +10079,6 @@
     <w:name w:val="Medium Grid 2 Accent 1"/>
     <w:basedOn w:val="TableNormal"/>
     <w:uiPriority w:val="68"/>
-    <w:rsid w:val="00CB0664"/>
     <w:pPr>
       <w:spacing w:after="0" w:line="240" w:lineRule="auto"/>
     </w:pPr>
@@ -10017,7 +10203,6 @@
     <w:name w:val="Medium Grid 2 Accent 2"/>
     <w:basedOn w:val="TableNormal"/>
     <w:uiPriority w:val="68"/>
-    <w:rsid w:val="00CB0664"/>
     <w:pPr>
       <w:spacing w:after="0" w:line="240" w:lineRule="auto"/>
     </w:pPr>
@@ -10142,7 +10327,6 @@
     <w:name w:val="Medium Grid 2 Accent 3"/>
     <w:basedOn w:val="TableNormal"/>
     <w:uiPriority w:val="68"/>
-    <w:rsid w:val="00CB0664"/>
     <w:pPr>
       <w:spacing w:after="0" w:line="240" w:lineRule="auto"/>
     </w:pPr>
@@ -10267,7 +10451,6 @@
     <w:name w:val="Medium Grid 2 Accent 4"/>
     <w:basedOn w:val="TableNormal"/>
     <w:uiPriority w:val="68"/>
-    <w:rsid w:val="00CB0664"/>
     <w:pPr>
       <w:spacing w:after="0" w:line="240" w:lineRule="auto"/>
     </w:pPr>
@@ -10392,7 +10575,6 @@
     <w:name w:val="Medium Grid 2 Accent 5"/>
     <w:basedOn w:val="TableNormal"/>
     <w:uiPriority w:val="68"/>
-    <w:rsid w:val="00CB0664"/>
     <w:pPr>
       <w:spacing w:after="0" w:line="240" w:lineRule="auto"/>
     </w:pPr>
@@ -10517,7 +10699,6 @@
     <w:name w:val="Medium Grid 2 Accent 6"/>
     <w:basedOn w:val="TableNormal"/>
     <w:uiPriority w:val="68"/>
-    <w:rsid w:val="00CB0664"/>
     <w:pPr>
       <w:spacing w:after="0" w:line="240" w:lineRule="auto"/>
     </w:pPr>
@@ -10642,7 +10823,6 @@
     <w:name w:val="Medium Grid 3"/>
     <w:basedOn w:val="TableNormal"/>
     <w:uiPriority w:val="69"/>
-    <w:rsid w:val="00CB0664"/>
     <w:pPr>
       <w:spacing w:after="0" w:line="240" w:lineRule="auto"/>
     </w:pPr>
@@ -10783,7 +10963,6 @@
     <w:name w:val="Medium Grid 3 Accent 1"/>
     <w:basedOn w:val="TableNormal"/>
     <w:uiPriority w:val="69"/>
-    <w:rsid w:val="00CB0664"/>
     <w:pPr>
       <w:spacing w:after="0" w:line="240" w:lineRule="auto"/>
     </w:pPr>
@@ -10924,7 +11103,6 @@
     <w:name w:val="Medium Grid 3 Accent 2"/>
     <w:basedOn w:val="TableNormal"/>
     <w:uiPriority w:val="69"/>
-    <w:rsid w:val="00CB0664"/>
     <w:pPr>
       <w:spacing w:after="0" w:line="240" w:lineRule="auto"/>
     </w:pPr>
@@ -11065,7 +11243,6 @@
     <w:name w:val="Medium Grid 3 Accent 3"/>
     <w:basedOn w:val="TableNormal"/>
     <w:uiPriority w:val="69"/>
-    <w:rsid w:val="00CB0664"/>
     <w:pPr>
       <w:spacing w:after="0" w:line="240" w:lineRule="auto"/>
     </w:pPr>
@@ -11206,7 +11383,6 @@
     <w:name w:val="Medium Grid 3 Accent 4"/>
     <w:basedOn w:val="TableNormal"/>
     <w:uiPriority w:val="69"/>
-    <w:rsid w:val="00CB0664"/>
     <w:pPr>
       <w:spacing w:after="0" w:line="240" w:lineRule="auto"/>
     </w:pPr>
@@ -11347,7 +11523,6 @@
     <w:name w:val="Medium Grid 3 Accent 5"/>
     <w:basedOn w:val="TableNormal"/>
     <w:uiPriority w:val="69"/>
-    <w:rsid w:val="00CB0664"/>
     <w:pPr>
       <w:spacing w:after="0" w:line="240" w:lineRule="auto"/>
     </w:pPr>
@@ -11488,7 +11663,6 @@
     <w:name w:val="Medium Grid 3 Accent 6"/>
     <w:basedOn w:val="TableNormal"/>
     <w:uiPriority w:val="69"/>
-    <w:rsid w:val="00CB0664"/>
     <w:pPr>
       <w:spacing w:after="0" w:line="240" w:lineRule="auto"/>
     </w:pPr>
@@ -11629,7 +11803,6 @@
     <w:name w:val="Dark List"/>
     <w:basedOn w:val="TableNormal"/>
     <w:uiPriority w:val="70"/>
-    <w:rsid w:val="00CB0664"/>
     <w:pPr>
       <w:spacing w:after="0" w:line="240" w:lineRule="auto"/>
     </w:pPr>
@@ -11743,7 +11916,6 @@
     <w:name w:val="Dark List Accent 1"/>
     <w:basedOn w:val="TableNormal"/>
     <w:uiPriority w:val="70"/>
-    <w:rsid w:val="00CB0664"/>
     <w:pPr>
       <w:spacing w:after="0" w:line="240" w:lineRule="auto"/>
     </w:pPr>
@@ -11857,7 +12029,6 @@
     <w:name w:val="Dark List Accent 2"/>
     <w:basedOn w:val="TableNormal"/>
     <w:uiPriority w:val="70"/>
-    <w:rsid w:val="00CB0664"/>
     <w:pPr>
       <w:spacing w:after="0" w:line="240" w:lineRule="auto"/>
     </w:pPr>
@@ -11971,7 +12142,6 @@
     <w:name w:val="Dark List Accent 3"/>
     <w:basedOn w:val="TableNormal"/>
     <w:uiPriority w:val="70"/>
-    <w:rsid w:val="00CB0664"/>
     <w:pPr>
       <w:spacing w:after="0" w:line="240" w:lineRule="auto"/>
     </w:pPr>
@@ -12085,7 +12255,6 @@
     <w:name w:val="Dark List Accent 4"/>
     <w:basedOn w:val="TableNormal"/>
     <w:uiPriority w:val="70"/>
-    <w:rsid w:val="00CB0664"/>
     <w:pPr>
       <w:spacing w:after="0" w:line="240" w:lineRule="auto"/>
     </w:pPr>
@@ -12199,7 +12368,6 @@
     <w:name w:val="Dark List Accent 5"/>
     <w:basedOn w:val="TableNormal"/>
     <w:uiPriority w:val="70"/>
-    <w:rsid w:val="00CB0664"/>
     <w:pPr>
       <w:spacing w:after="0" w:line="240" w:lineRule="auto"/>
     </w:pPr>
@@ -12313,7 +12481,6 @@
     <w:name w:val="Dark List Accent 6"/>
     <w:basedOn w:val="TableNormal"/>
     <w:uiPriority w:val="70"/>
-    <w:rsid w:val="00CB0664"/>
     <w:pPr>
       <w:spacing w:after="0" w:line="240" w:lineRule="auto"/>
     </w:pPr>
@@ -12427,7 +12594,6 @@
     <w:name w:val="Colorful Shading"/>
     <w:basedOn w:val="TableNormal"/>
     <w:uiPriority w:val="71"/>
-    <w:rsid w:val="00CB0664"/>
     <w:pPr>
       <w:spacing w:after="0" w:line="240" w:lineRule="auto"/>
     </w:pPr>
@@ -12549,7 +12715,6 @@
     <w:name w:val="Colorful Shading Accent 1"/>
     <w:basedOn w:val="TableNormal"/>
     <w:uiPriority w:val="71"/>
-    <w:rsid w:val="00CB0664"/>
     <w:pPr>
       <w:spacing w:after="0" w:line="240" w:lineRule="auto"/>
     </w:pPr>
@@ -12671,7 +12836,6 @@
     <w:name w:val="Colorful Shading Accent 2"/>
     <w:basedOn w:val="TableNormal"/>
     <w:uiPriority w:val="71"/>
-    <w:rsid w:val="00CB0664"/>
     <w:pPr>
       <w:spacing w:after="0" w:line="240" w:lineRule="auto"/>
     </w:pPr>
@@ -12793,7 +12957,6 @@
     <w:name w:val="Colorful Shading Accent 3"/>
     <w:basedOn w:val="TableNormal"/>
     <w:uiPriority w:val="71"/>
-    <w:rsid w:val="00CB0664"/>
     <w:pPr>
       <w:spacing w:after="0" w:line="240" w:lineRule="auto"/>
     </w:pPr>
@@ -12905,7 +13068,6 @@
     <w:name w:val="Colorful Shading Accent 4"/>
     <w:basedOn w:val="TableNormal"/>
     <w:uiPriority w:val="71"/>
-    <w:rsid w:val="00CB0664"/>
     <w:pPr>
       <w:spacing w:after="0" w:line="240" w:lineRule="auto"/>
     </w:pPr>
@@ -13027,7 +13189,6 @@
     <w:name w:val="Colorful Shading Accent 5"/>
     <w:basedOn w:val="TableNormal"/>
     <w:uiPriority w:val="71"/>
-    <w:rsid w:val="00CB0664"/>
     <w:pPr>
       <w:spacing w:after="0" w:line="240" w:lineRule="auto"/>
     </w:pPr>
@@ -13149,7 +13310,6 @@
     <w:name w:val="Colorful Shading Accent 6"/>
     <w:basedOn w:val="TableNormal"/>
     <w:uiPriority w:val="71"/>
-    <w:rsid w:val="00CB0664"/>
     <w:pPr>
       <w:spacing w:after="0" w:line="240" w:lineRule="auto"/>
     </w:pPr>
@@ -13271,7 +13431,6 @@
     <w:name w:val="Colorful List"/>
     <w:basedOn w:val="TableNormal"/>
     <w:uiPriority w:val="72"/>
-    <w:rsid w:val="00CB0664"/>
     <w:pPr>
       <w:spacing w:after="0" w:line="240" w:lineRule="auto"/>
     </w:pPr>
@@ -13357,7 +13516,6 @@
     <w:name w:val="Colorful List Accent 1"/>
     <w:basedOn w:val="TableNormal"/>
     <w:uiPriority w:val="72"/>
-    <w:rsid w:val="00CB0664"/>
     <w:pPr>
       <w:spacing w:after="0" w:line="240" w:lineRule="auto"/>
     </w:pPr>
@@ -13443,7 +13601,6 @@
     <w:name w:val="Colorful List Accent 2"/>
     <w:basedOn w:val="TableNormal"/>
     <w:uiPriority w:val="72"/>
-    <w:rsid w:val="00CB0664"/>
     <w:pPr>
       <w:spacing w:after="0" w:line="240" w:lineRule="auto"/>
     </w:pPr>
@@ -13529,7 +13686,6 @@
     <w:name w:val="Colorful List Accent 3"/>
     <w:basedOn w:val="TableNormal"/>
     <w:uiPriority w:val="72"/>
-    <w:rsid w:val="00CB0664"/>
     <w:pPr>
       <w:spacing w:after="0" w:line="240" w:lineRule="auto"/>
     </w:pPr>
@@ -13615,7 +13771,6 @@
     <w:name w:val="Colorful List Accent 4"/>
     <w:basedOn w:val="TableNormal"/>
     <w:uiPriority w:val="72"/>
-    <w:rsid w:val="00CB0664"/>
     <w:pPr>
       <w:spacing w:after="0" w:line="240" w:lineRule="auto"/>
     </w:pPr>
@@ -13701,7 +13856,6 @@
     <w:name w:val="Colorful List Accent 5"/>
     <w:basedOn w:val="TableNormal"/>
     <w:uiPriority w:val="72"/>
-    <w:rsid w:val="00CB0664"/>
     <w:pPr>
       <w:spacing w:after="0" w:line="240" w:lineRule="auto"/>
     </w:pPr>
@@ -13787,7 +13941,6 @@
     <w:name w:val="Colorful List Accent 6"/>
     <w:basedOn w:val="TableNormal"/>
     <w:uiPriority w:val="72"/>
-    <w:rsid w:val="00CB0664"/>
     <w:pPr>
       <w:spacing w:after="0" w:line="240" w:lineRule="auto"/>
     </w:pPr>
@@ -13873,7 +14026,6 @@
     <w:name w:val="Colorful Grid"/>
     <w:basedOn w:val="TableNormal"/>
     <w:uiPriority w:val="73"/>
-    <w:rsid w:val="00CB0664"/>
     <w:pPr>
       <w:spacing w:after="0" w:line="240" w:lineRule="auto"/>
     </w:pPr>
@@ -13953,7 +14105,6 @@
     <w:name w:val="Colorful Grid Accent 1"/>
     <w:basedOn w:val="TableNormal"/>
     <w:uiPriority w:val="73"/>
-    <w:rsid w:val="00CB0664"/>
     <w:pPr>
       <w:spacing w:after="0" w:line="240" w:lineRule="auto"/>
     </w:pPr>
@@ -14033,7 +14184,6 @@
     <w:name w:val="Colorful Grid Accent 2"/>
     <w:basedOn w:val="TableNormal"/>
     <w:uiPriority w:val="73"/>
-    <w:rsid w:val="00CB0664"/>
     <w:pPr>
       <w:spacing w:after="0" w:line="240" w:lineRule="auto"/>
     </w:pPr>
@@ -14113,7 +14263,6 @@
     <w:name w:val="Colorful Grid Accent 3"/>
     <w:basedOn w:val="TableNormal"/>
     <w:uiPriority w:val="73"/>
-    <w:rsid w:val="00CB0664"/>
     <w:pPr>
       <w:spacing w:after="0" w:line="240" w:lineRule="auto"/>
     </w:pPr>
@@ -14193,7 +14342,6 @@
     <w:name w:val="Colorful Grid Accent 4"/>
     <w:basedOn w:val="TableNormal"/>
     <w:uiPriority w:val="73"/>
-    <w:rsid w:val="00CB0664"/>
     <w:pPr>
       <w:spacing w:after="0" w:line="240" w:lineRule="auto"/>
     </w:pPr>
@@ -14273,7 +14421,6 @@
     <w:name w:val="Colorful Grid Accent 5"/>
     <w:basedOn w:val="TableNormal"/>
     <w:uiPriority w:val="73"/>
-    <w:rsid w:val="00CB0664"/>
     <w:pPr>
       <w:spacing w:after="0" w:line="240" w:lineRule="auto"/>
     </w:pPr>
@@ -14353,7 +14500,6 @@
     <w:name w:val="Colorful Grid Accent 6"/>
     <w:basedOn w:val="TableNormal"/>
     <w:uiPriority w:val="73"/>
-    <w:rsid w:val="00CB0664"/>
     <w:pPr>
       <w:spacing w:after="0" w:line="240" w:lineRule="auto"/>
     </w:pPr>
@@ -14646,7 +14792,6 @@
   <w:style w:type="paragraph" w:default="1" w:styleId="Normal">
     <w:name w:val="Normal"/>
     <w:qFormat/>
-    <w:rsid w:val="00FC693F"/>
   </w:style>
   <w:style w:type="paragraph" w:styleId="Heading1">
     <w:name w:val="heading 1"/>
@@ -14655,7 +14800,6 @@
     <w:link w:val="Heading1Char"/>
     <w:uiPriority w:val="9"/>
     <w:qFormat/>
-    <w:rsid w:val="00FC693F"/>
     <w:pPr>
       <w:keepNext/>
       <w:keepLines/>
@@ -14679,7 +14823,6 @@
     <w:uiPriority w:val="9"/>
     <w:unhideWhenUsed/>
     <w:qFormat/>
-    <w:rsid w:val="00FC693F"/>
     <w:pPr>
       <w:keepNext/>
       <w:keepLines/>
@@ -14703,7 +14846,6 @@
     <w:uiPriority w:val="9"/>
     <w:unhideWhenUsed/>
     <w:qFormat/>
-    <w:rsid w:val="00FC693F"/>
     <w:pPr>
       <w:keepNext/>
       <w:keepLines/>
@@ -14726,7 +14868,6 @@
     <w:semiHidden/>
     <w:unhideWhenUsed/>
     <w:qFormat/>
-    <w:rsid w:val="00FC693F"/>
     <w:pPr>
       <w:keepNext/>
       <w:keepLines/>
@@ -14751,7 +14892,6 @@
     <w:semiHidden/>
     <w:unhideWhenUsed/>
     <w:qFormat/>
-    <w:rsid w:val="00FC693F"/>
     <w:pPr>
       <w:keepNext/>
       <w:keepLines/>
@@ -14772,7 +14912,6 @@
     <w:semiHidden/>
     <w:unhideWhenUsed/>
     <w:qFormat/>
-    <w:rsid w:val="00FC693F"/>
     <w:pPr>
       <w:keepNext/>
       <w:keepLines/>
@@ -14795,7 +14934,6 @@
     <w:semiHidden/>
     <w:unhideWhenUsed/>
     <w:qFormat/>
-    <w:rsid w:val="00FC693F"/>
     <w:pPr>
       <w:keepNext/>
       <w:keepLines/>
@@ -14818,7 +14956,6 @@
     <w:semiHidden/>
     <w:unhideWhenUsed/>
     <w:qFormat/>
-    <w:rsid w:val="00FC693F"/>
     <w:pPr>
       <w:keepNext/>
       <w:keepLines/>
@@ -14841,7 +14978,6 @@
     <w:semiHidden/>
     <w:unhideWhenUsed/>
     <w:qFormat/>
-    <w:rsid w:val="00FC693F"/>
     <w:pPr>
       <w:keepNext/>
       <w:keepLines/>
@@ -14888,7 +15024,6 @@
     <w:name w:val="No Spacing"/>
     <w:uiPriority w:val="1"/>
     <w:qFormat/>
-    <w:rsid w:val="00FC693F"/>
     <w:pPr>
       <w:spacing w:after="0" w:line="240" w:lineRule="auto"/>
     </w:pPr>
@@ -14898,7 +15033,6 @@
     <w:basedOn w:val="DefaultParagraphFont"/>
     <w:link w:val="Heading1"/>
     <w:uiPriority w:val="9"/>
-    <w:rsid w:val="00FC693F"/>
     <w:rPr>
       <w:rFonts w:asciiTheme="majorHAnsi" w:eastAsiaTheme="majorEastAsia" w:hAnsiTheme="majorHAnsi" w:cstheme="majorBidi"/>
       <w:b/>
@@ -14913,7 +15047,6 @@
     <w:basedOn w:val="DefaultParagraphFont"/>
     <w:link w:val="Heading2"/>
     <w:uiPriority w:val="9"/>
-    <w:rsid w:val="00FC693F"/>
     <w:rPr>
       <w:rFonts w:asciiTheme="majorHAnsi" w:eastAsiaTheme="majorEastAsia" w:hAnsiTheme="majorHAnsi" w:cstheme="majorBidi"/>
       <w:b/>
@@ -14928,7 +15061,6 @@
     <w:basedOn w:val="DefaultParagraphFont"/>
     <w:link w:val="Heading3"/>
     <w:uiPriority w:val="9"/>
-    <w:rsid w:val="00FC693F"/>
     <w:rPr>
       <w:rFonts w:asciiTheme="majorHAnsi" w:eastAsiaTheme="majorEastAsia" w:hAnsiTheme="majorHAnsi" w:cstheme="majorBidi"/>
       <w:b/>
@@ -14943,7 +15075,6 @@
     <w:link w:val="TitleChar"/>
     <w:uiPriority w:val="10"/>
     <w:qFormat/>
-    <w:rsid w:val="00FC693F"/>
     <w:pPr>
       <w:pBdr>
         <w:bottom w:val="single" w:sz="8" w:space="4" w:color="4F81BD" w:themeColor="accent1"/>
@@ -14965,7 +15096,6 @@
     <w:basedOn w:val="DefaultParagraphFont"/>
     <w:link w:val="Title"/>
     <w:uiPriority w:val="10"/>
-    <w:rsid w:val="00FC693F"/>
     <w:rPr>
       <w:rFonts w:asciiTheme="majorHAnsi" w:eastAsiaTheme="majorEastAsia" w:hAnsiTheme="majorHAnsi" w:cstheme="majorBidi"/>
       <w:color w:val="17365D" w:themeColor="text2" w:themeShade="BF"/>
@@ -14982,7 +15112,6 @@
     <w:link w:val="SubtitleChar"/>
     <w:uiPriority w:val="11"/>
     <w:qFormat/>
-    <w:rsid w:val="00FC693F"/>
     <w:pPr>
       <w:numPr>
         <w:ilvl w:val="1"/>
@@ -15003,7 +15132,6 @@
     <w:basedOn w:val="DefaultParagraphFont"/>
     <w:link w:val="Subtitle"/>
     <w:uiPriority w:val="11"/>
-    <w:rsid w:val="00FC693F"/>
     <w:rPr>
       <w:rFonts w:asciiTheme="majorHAnsi" w:eastAsiaTheme="majorEastAsia" w:hAnsiTheme="majorHAnsi" w:cstheme="majorBidi"/>
       <w:i/>
@@ -15019,7 +15147,6 @@
     <w:basedOn w:val="Normal"/>
     <w:uiPriority w:val="34"/>
     <w:qFormat/>
-    <w:rsid w:val="00FC693F"/>
     <w:pPr>
       <w:ind w:left="720"/>
       <w:contextualSpacing/>
@@ -15031,7 +15158,6 @@
     <w:link w:val="BodyTextChar"/>
     <w:uiPriority w:val="99"/>
     <w:unhideWhenUsed/>
-    <w:rsid w:val="00AA1D8D"/>
     <w:pPr>
       <w:spacing w:after="120"/>
     </w:pPr>
@@ -15041,7 +15167,6 @@
     <w:basedOn w:val="DefaultParagraphFont"/>
     <w:link w:val="BodyText"/>
     <w:uiPriority w:val="99"/>
-    <w:rsid w:val="00AA1D8D"/>
   </w:style>
   <w:style w:type="paragraph" w:styleId="BodyText2">
     <w:name w:val="Body Text 2"/>
@@ -15049,7 +15174,6 @@
     <w:link w:val="BodyText2Char"/>
     <w:uiPriority w:val="99"/>
     <w:unhideWhenUsed/>
-    <w:rsid w:val="00AA1D8D"/>
     <w:pPr>
       <w:spacing w:after="120" w:line="480" w:lineRule="auto"/>
     </w:pPr>
@@ -15059,7 +15183,6 @@
     <w:basedOn w:val="DefaultParagraphFont"/>
     <w:link w:val="BodyText2"/>
     <w:uiPriority w:val="99"/>
-    <w:rsid w:val="00AA1D8D"/>
   </w:style>
   <w:style w:type="paragraph" w:styleId="BodyText3">
     <w:name w:val="Body Text 3"/>
@@ -15067,7 +15190,6 @@
     <w:link w:val="BodyText3Char"/>
     <w:uiPriority w:val="99"/>
     <w:unhideWhenUsed/>
-    <w:rsid w:val="00AA1D8D"/>
     <w:pPr>
       <w:spacing w:after="120"/>
     </w:pPr>
@@ -15081,7 +15203,6 @@
     <w:basedOn w:val="DefaultParagraphFont"/>
     <w:link w:val="BodyText3"/>
     <w:uiPriority w:val="99"/>
-    <w:rsid w:val="00AA1D8D"/>
     <w:rPr>
       <w:sz w:val="16"/>
       <w:szCs w:val="16"/>
@@ -15092,7 +15213,6 @@
     <w:basedOn w:val="Normal"/>
     <w:uiPriority w:val="99"/>
     <w:unhideWhenUsed/>
-    <w:rsid w:val="00AA1D8D"/>
     <w:pPr>
       <w:ind w:left="360" w:hanging="360"/>
       <w:contextualSpacing/>
@@ -15103,7 +15223,6 @@
     <w:basedOn w:val="Normal"/>
     <w:uiPriority w:val="99"/>
     <w:unhideWhenUsed/>
-    <w:rsid w:val="00326F90"/>
     <w:pPr>
       <w:ind w:left="720" w:hanging="360"/>
       <w:contextualSpacing/>
@@ -15114,7 +15233,6 @@
     <w:basedOn w:val="Normal"/>
     <w:uiPriority w:val="99"/>
     <w:unhideWhenUsed/>
-    <w:rsid w:val="00326F90"/>
     <w:pPr>
       <w:ind w:left="1080" w:hanging="360"/>
       <w:contextualSpacing/>
@@ -15125,7 +15243,6 @@
     <w:basedOn w:val="Normal"/>
     <w:uiPriority w:val="99"/>
     <w:unhideWhenUsed/>
-    <w:rsid w:val="00326F90"/>
     <w:pPr>
       <w:numPr>
         <w:numId w:val="1"/>
@@ -15138,7 +15255,6 @@
     <w:basedOn w:val="Normal"/>
     <w:uiPriority w:val="99"/>
     <w:unhideWhenUsed/>
-    <w:rsid w:val="00326F90"/>
     <w:pPr>
       <w:numPr>
         <w:numId w:val="2"/>
@@ -15151,7 +15267,6 @@
     <w:basedOn w:val="Normal"/>
     <w:uiPriority w:val="99"/>
     <w:unhideWhenUsed/>
-    <w:rsid w:val="00326F90"/>
     <w:pPr>
       <w:numPr>
         <w:numId w:val="3"/>
@@ -15164,7 +15279,6 @@
     <w:basedOn w:val="Normal"/>
     <w:uiPriority w:val="99"/>
     <w:unhideWhenUsed/>
-    <w:rsid w:val="00326F90"/>
     <w:pPr>
       <w:numPr>
         <w:numId w:val="5"/>
@@ -15177,7 +15291,6 @@
     <w:basedOn w:val="Normal"/>
     <w:uiPriority w:val="99"/>
     <w:unhideWhenUsed/>
-    <w:rsid w:val="0029639D"/>
     <w:pPr>
       <w:numPr>
         <w:numId w:val="6"/>
@@ -15190,7 +15303,6 @@
     <w:basedOn w:val="Normal"/>
     <w:uiPriority w:val="99"/>
     <w:unhideWhenUsed/>
-    <w:rsid w:val="0029639D"/>
     <w:pPr>
       <w:numPr>
         <w:numId w:val="7"/>
@@ -15203,7 +15315,6 @@
     <w:basedOn w:val="Normal"/>
     <w:uiPriority w:val="99"/>
     <w:unhideWhenUsed/>
-    <w:rsid w:val="0029639D"/>
     <w:pPr>
       <w:spacing w:after="120"/>
       <w:ind w:left="360"/>
@@ -15215,7 +15326,6 @@
     <w:basedOn w:val="Normal"/>
     <w:uiPriority w:val="99"/>
     <w:unhideWhenUsed/>
-    <w:rsid w:val="0029639D"/>
     <w:pPr>
       <w:spacing w:after="120"/>
       <w:ind w:left="720"/>
@@ -15227,7 +15337,6 @@
     <w:basedOn w:val="Normal"/>
     <w:uiPriority w:val="99"/>
     <w:unhideWhenUsed/>
-    <w:rsid w:val="0029639D"/>
     <w:pPr>
       <w:spacing w:after="120"/>
       <w:ind w:left="1080"/>
@@ -15239,7 +15348,6 @@
     <w:link w:val="MacroTextChar"/>
     <w:uiPriority w:val="99"/>
     <w:unhideWhenUsed/>
-    <w:rsid w:val="0029639D"/>
     <w:pPr>
       <w:tabs>
         <w:tab w:val="left" w:pos="576"/>
@@ -15262,7 +15370,6 @@
     <w:basedOn w:val="DefaultParagraphFont"/>
     <w:link w:val="MacroText"/>
     <w:uiPriority w:val="99"/>
-    <w:rsid w:val="0029639D"/>
     <w:rPr>
       <w:rFonts w:ascii="Courier" w:hAnsi="Courier"/>
       <w:sz w:val="20"/>
@@ -15276,7 +15383,6 @@
     <w:link w:val="QuoteChar"/>
     <w:uiPriority w:val="29"/>
     <w:qFormat/>
-    <w:rsid w:val="00FC693F"/>
     <w:rPr>
       <w:i/>
       <w:iCs/>
@@ -15288,7 +15394,6 @@
     <w:basedOn w:val="DefaultParagraphFont"/>
     <w:link w:val="Quote"/>
     <w:uiPriority w:val="29"/>
-    <w:rsid w:val="00FC693F"/>
     <w:rPr>
       <w:i/>
       <w:iCs/>
@@ -15301,7 +15406,6 @@
     <w:link w:val="Heading4"/>
     <w:uiPriority w:val="9"/>
     <w:semiHidden/>
-    <w:rsid w:val="00FC693F"/>
     <w:rPr>
       <w:rFonts w:asciiTheme="majorHAnsi" w:eastAsiaTheme="majorEastAsia" w:hAnsiTheme="majorHAnsi" w:cstheme="majorBidi"/>
       <w:b/>
@@ -15317,7 +15421,6 @@
     <w:link w:val="Heading5"/>
     <w:uiPriority w:val="9"/>
     <w:semiHidden/>
-    <w:rsid w:val="00FC693F"/>
     <w:rPr>
       <w:rFonts w:asciiTheme="majorHAnsi" w:eastAsiaTheme="majorEastAsia" w:hAnsiTheme="majorHAnsi" w:cstheme="majorBidi"/>
       <w:color w:val="243F60" w:themeColor="accent1" w:themeShade="7F"/>
@@ -15329,7 +15432,6 @@
     <w:link w:val="Heading6"/>
     <w:uiPriority w:val="9"/>
     <w:semiHidden/>
-    <w:rsid w:val="00FC693F"/>
     <w:rPr>
       <w:rFonts w:asciiTheme="majorHAnsi" w:eastAsiaTheme="majorEastAsia" w:hAnsiTheme="majorHAnsi" w:cstheme="majorBidi"/>
       <w:i/>
@@ -15343,7 +15445,6 @@
     <w:link w:val="Heading7"/>
     <w:uiPriority w:val="9"/>
     <w:semiHidden/>
-    <w:rsid w:val="00FC693F"/>
     <w:rPr>
       <w:rFonts w:asciiTheme="majorHAnsi" w:eastAsiaTheme="majorEastAsia" w:hAnsiTheme="majorHAnsi" w:cstheme="majorBidi"/>
       <w:i/>
@@ -15357,7 +15458,6 @@
     <w:link w:val="Heading8"/>
     <w:uiPriority w:val="9"/>
     <w:semiHidden/>
-    <w:rsid w:val="00FC693F"/>
     <w:rPr>
       <w:rFonts w:asciiTheme="majorHAnsi" w:eastAsiaTheme="majorEastAsia" w:hAnsiTheme="majorHAnsi" w:cstheme="majorBidi"/>
       <w:color w:val="4F81BD" w:themeColor="accent1"/>
@@ -15371,7 +15471,6 @@
     <w:link w:val="Heading9"/>
     <w:uiPriority w:val="9"/>
     <w:semiHidden/>
-    <w:rsid w:val="00FC693F"/>
     <w:rPr>
       <w:rFonts w:asciiTheme="majorHAnsi" w:eastAsiaTheme="majorEastAsia" w:hAnsiTheme="majorHAnsi" w:cstheme="majorBidi"/>
       <w:i/>
@@ -15389,7 +15488,6 @@
     <w:semiHidden/>
     <w:unhideWhenUsed/>
     <w:qFormat/>
-    <w:rsid w:val="00FC693F"/>
     <w:pPr>
       <w:spacing w:line="240" w:lineRule="auto"/>
     </w:pPr>
@@ -15406,7 +15504,6 @@
     <w:basedOn w:val="DefaultParagraphFont"/>
     <w:uiPriority w:val="22"/>
     <w:qFormat/>
-    <w:rsid w:val="00FC693F"/>
     <w:rPr>
       <w:b/>
       <w:bCs/>
@@ -15417,7 +15514,6 @@
     <w:basedOn w:val="DefaultParagraphFont"/>
     <w:uiPriority w:val="20"/>
     <w:qFormat/>
-    <w:rsid w:val="00FC693F"/>
     <w:rPr>
       <w:i/>
       <w:iCs/>
@@ -15430,7 +15526,6 @@
     <w:link w:val="IntenseQuoteChar"/>
     <w:uiPriority w:val="30"/>
     <w:qFormat/>
-    <w:rsid w:val="00FC693F"/>
     <w:pPr>
       <w:pBdr>
         <w:bottom w:val="single" w:sz="4" w:space="4" w:color="4F81BD" w:themeColor="accent1"/>
@@ -15451,7 +15546,6 @@
     <w:basedOn w:val="DefaultParagraphFont"/>
     <w:link w:val="IntenseQuote"/>
     <w:uiPriority w:val="30"/>
-    <w:rsid w:val="00FC693F"/>
     <w:rPr>
       <w:b/>
       <w:bCs/>
@@ -15465,7 +15559,6 @@
     <w:basedOn w:val="DefaultParagraphFont"/>
     <w:uiPriority w:val="19"/>
     <w:qFormat/>
-    <w:rsid w:val="00FC693F"/>
     <w:rPr>
       <w:i/>
       <w:iCs/>
@@ -15477,7 +15570,6 @@
     <w:basedOn w:val="DefaultParagraphFont"/>
     <w:uiPriority w:val="21"/>
     <w:qFormat/>
-    <w:rsid w:val="00FC693F"/>
     <w:rPr>
       <w:b/>
       <w:bCs/>
@@ -15491,7 +15583,6 @@
     <w:basedOn w:val="DefaultParagraphFont"/>
     <w:uiPriority w:val="31"/>
     <w:qFormat/>
-    <w:rsid w:val="00FC693F"/>
     <w:rPr>
       <w:smallCaps/>
       <w:color w:val="C0504D" w:themeColor="accent2"/>
@@ -15503,7 +15594,6 @@
     <w:basedOn w:val="DefaultParagraphFont"/>
     <w:uiPriority w:val="32"/>
     <w:qFormat/>
-    <w:rsid w:val="00FC693F"/>
     <w:rPr>
       <w:b/>
       <w:bCs/>
@@ -15518,7 +15608,6 @@
     <w:basedOn w:val="DefaultParagraphFont"/>
     <w:uiPriority w:val="33"/>
     <w:qFormat/>
-    <w:rsid w:val="00FC693F"/>
     <w:rPr>
       <w:b/>
       <w:bCs/>
@@ -15534,7 +15623,6 @@
     <w:semiHidden/>
     <w:unhideWhenUsed/>
     <w:qFormat/>
-    <w:rsid w:val="00FC693F"/>
     <w:pPr>
       <w:outlineLvl w:val="9"/>
     </w:pPr>
@@ -15543,7 +15631,6 @@
     <w:name w:val="Table Grid"/>
     <w:basedOn w:val="TableNormal"/>
     <w:uiPriority w:val="59"/>
-    <w:rsid w:val="00FC693F"/>
     <w:pPr>
       <w:spacing w:after="0" w:line="240" w:lineRule="auto"/>
     </w:pPr>
@@ -15569,7 +15656,6 @@
     <w:name w:val="Light Shading"/>
     <w:basedOn w:val="TableNormal"/>
     <w:uiPriority w:val="60"/>
-    <w:rsid w:val="00FC693F"/>
     <w:pPr>
       <w:spacing w:after="0" w:line="240" w:lineRule="auto"/>
     </w:pPr>
@@ -15672,7 +15758,6 @@
     <w:name w:val="Light Shading Accent 1"/>
     <w:basedOn w:val="TableNormal"/>
     <w:uiPriority w:val="60"/>
-    <w:rsid w:val="00FC693F"/>
     <w:pPr>
       <w:spacing w:after="0" w:line="240" w:lineRule="auto"/>
     </w:pPr>
@@ -15775,7 +15860,6 @@
     <w:name w:val="Light Shading Accent 2"/>
     <w:basedOn w:val="TableNormal"/>
     <w:uiPriority w:val="60"/>
-    <w:rsid w:val="00FC693F"/>
     <w:pPr>
       <w:spacing w:after="0" w:line="240" w:lineRule="auto"/>
     </w:pPr>
@@ -15878,7 +15962,6 @@
     <w:name w:val="Light Shading Accent 3"/>
     <w:basedOn w:val="TableNormal"/>
     <w:uiPriority w:val="60"/>
-    <w:rsid w:val="00FC693F"/>
     <w:pPr>
       <w:spacing w:after="0" w:line="240" w:lineRule="auto"/>
     </w:pPr>
@@ -15981,7 +16064,6 @@
     <w:name w:val="Light Shading Accent 4"/>
     <w:basedOn w:val="TableNormal"/>
     <w:uiPriority w:val="60"/>
-    <w:rsid w:val="00FC693F"/>
     <w:pPr>
       <w:spacing w:after="0" w:line="240" w:lineRule="auto"/>
     </w:pPr>
@@ -16084,7 +16166,6 @@
     <w:name w:val="Light Shading Accent 5"/>
     <w:basedOn w:val="TableNormal"/>
     <w:uiPriority w:val="60"/>
-    <w:rsid w:val="00FC693F"/>
     <w:pPr>
       <w:spacing w:after="0" w:line="240" w:lineRule="auto"/>
     </w:pPr>
@@ -16187,7 +16268,6 @@
     <w:name w:val="Light Shading Accent 6"/>
     <w:basedOn w:val="TableNormal"/>
     <w:uiPriority w:val="60"/>
-    <w:rsid w:val="00FC693F"/>
     <w:pPr>
       <w:spacing w:after="0" w:line="240" w:lineRule="auto"/>
     </w:pPr>
@@ -16290,7 +16370,6 @@
     <w:name w:val="Light List"/>
     <w:basedOn w:val="TableNormal"/>
     <w:uiPriority w:val="61"/>
-    <w:rsid w:val="00FC693F"/>
     <w:pPr>
       <w:spacing w:after="0" w:line="240" w:lineRule="auto"/>
     </w:pPr>
@@ -16382,7 +16461,6 @@
     <w:name w:val="Light List Accent 1"/>
     <w:basedOn w:val="TableNormal"/>
     <w:uiPriority w:val="61"/>
-    <w:rsid w:val="00FC693F"/>
     <w:pPr>
       <w:spacing w:after="0" w:line="240" w:lineRule="auto"/>
     </w:pPr>
@@ -16474,7 +16552,6 @@
     <w:name w:val="Light List Accent 2"/>
     <w:basedOn w:val="TableNormal"/>
     <w:uiPriority w:val="61"/>
-    <w:rsid w:val="00CB0664"/>
     <w:pPr>
       <w:spacing w:after="0" w:line="240" w:lineRule="auto"/>
     </w:pPr>
@@ -16566,7 +16643,6 @@
     <w:name w:val="Light List Accent 3"/>
     <w:basedOn w:val="TableNormal"/>
     <w:uiPriority w:val="61"/>
-    <w:rsid w:val="00CB0664"/>
     <w:pPr>
       <w:spacing w:after="0" w:line="240" w:lineRule="auto"/>
     </w:pPr>
@@ -16658,7 +16734,6 @@
     <w:name w:val="Light List Accent 4"/>
     <w:basedOn w:val="TableNormal"/>
     <w:uiPriority w:val="61"/>
-    <w:rsid w:val="00CB0664"/>
     <w:pPr>
       <w:spacing w:after="0" w:line="240" w:lineRule="auto"/>
     </w:pPr>
@@ -16750,7 +16825,6 @@
     <w:name w:val="Light List Accent 5"/>
     <w:basedOn w:val="TableNormal"/>
     <w:uiPriority w:val="61"/>
-    <w:rsid w:val="00CB0664"/>
     <w:pPr>
       <w:spacing w:after="0" w:line="240" w:lineRule="auto"/>
     </w:pPr>
@@ -16842,7 +16916,6 @@
     <w:name w:val="Light List Accent 6"/>
     <w:basedOn w:val="TableNormal"/>
     <w:uiPriority w:val="61"/>
-    <w:rsid w:val="00CB0664"/>
     <w:pPr>
       <w:spacing w:after="0" w:line="240" w:lineRule="auto"/>
     </w:pPr>
@@ -16934,7 +17007,6 @@
     <w:name w:val="Light Grid"/>
     <w:basedOn w:val="TableNormal"/>
     <w:uiPriority w:val="62"/>
-    <w:rsid w:val="00CB0664"/>
     <w:pPr>
       <w:spacing w:after="0" w:line="240" w:lineRule="auto"/>
     </w:pPr>
@@ -17064,7 +17136,6 @@
     <w:name w:val="Light Grid Accent 1"/>
     <w:basedOn w:val="TableNormal"/>
     <w:uiPriority w:val="62"/>
-    <w:rsid w:val="00CB0664"/>
     <w:pPr>
       <w:spacing w:after="0" w:line="240" w:lineRule="auto"/>
     </w:pPr>
@@ -17194,7 +17265,6 @@
     <w:name w:val="Light Grid Accent 2"/>
     <w:basedOn w:val="TableNormal"/>
     <w:uiPriority w:val="62"/>
-    <w:rsid w:val="00CB0664"/>
     <w:pPr>
       <w:spacing w:after="0" w:line="240" w:lineRule="auto"/>
     </w:pPr>
@@ -17324,7 +17394,6 @@
     <w:name w:val="Light Grid Accent 3"/>
     <w:basedOn w:val="TableNormal"/>
     <w:uiPriority w:val="62"/>
-    <w:rsid w:val="00CB0664"/>
     <w:pPr>
       <w:spacing w:after="0" w:line="240" w:lineRule="auto"/>
     </w:pPr>
@@ -17454,7 +17523,6 @@
     <w:name w:val="Light Grid Accent 4"/>
     <w:basedOn w:val="TableNormal"/>
     <w:uiPriority w:val="62"/>
-    <w:rsid w:val="00CB0664"/>
     <w:pPr>
       <w:spacing w:after="0" w:line="240" w:lineRule="auto"/>
     </w:pPr>
@@ -17584,7 +17652,6 @@
     <w:name w:val="Light Grid Accent 5"/>
     <w:basedOn w:val="TableNormal"/>
     <w:uiPriority w:val="62"/>
-    <w:rsid w:val="00CB0664"/>
     <w:pPr>
       <w:spacing w:after="0" w:line="240" w:lineRule="auto"/>
     </w:pPr>
@@ -17714,7 +17781,6 @@
     <w:name w:val="Light Grid Accent 6"/>
     <w:basedOn w:val="TableNormal"/>
     <w:uiPriority w:val="62"/>
-    <w:rsid w:val="00CB0664"/>
     <w:pPr>
       <w:spacing w:after="0" w:line="240" w:lineRule="auto"/>
     </w:pPr>
@@ -17844,7 +17910,6 @@
     <w:name w:val="Medium Shading 1"/>
     <w:basedOn w:val="TableNormal"/>
     <w:uiPriority w:val="63"/>
-    <w:rsid w:val="00CB0664"/>
     <w:pPr>
       <w:spacing w:after="0" w:line="240" w:lineRule="auto"/>
     </w:pPr>
@@ -17950,7 +18015,6 @@
     <w:name w:val="Medium Shading 1 Accent 1"/>
     <w:basedOn w:val="TableNormal"/>
     <w:uiPriority w:val="63"/>
-    <w:rsid w:val="00CB0664"/>
     <w:pPr>
       <w:spacing w:after="0" w:line="240" w:lineRule="auto"/>
     </w:pPr>
@@ -18056,7 +18120,6 @@
     <w:name w:val="Medium Shading 1 Accent 2"/>
     <w:basedOn w:val="TableNormal"/>
     <w:uiPriority w:val="63"/>
-    <w:rsid w:val="00CB0664"/>
     <w:pPr>
       <w:spacing w:after="0" w:line="240" w:lineRule="auto"/>
     </w:pPr>
@@ -18162,7 +18225,6 @@
     <w:name w:val="Medium Shading 1 Accent 3"/>
     <w:basedOn w:val="TableNormal"/>
     <w:uiPriority w:val="63"/>
-    <w:rsid w:val="00CB0664"/>
     <w:pPr>
       <w:spacing w:after="0" w:line="240" w:lineRule="auto"/>
     </w:pPr>
@@ -18268,7 +18330,6 @@
     <w:name w:val="Medium Shading 1 Accent 4"/>
     <w:basedOn w:val="TableNormal"/>
     <w:uiPriority w:val="63"/>
-    <w:rsid w:val="00CB0664"/>
     <w:pPr>
       <w:spacing w:after="0" w:line="240" w:lineRule="auto"/>
     </w:pPr>
@@ -18374,7 +18435,6 @@
     <w:name w:val="Medium Shading 1 Accent 5"/>
     <w:basedOn w:val="TableNormal"/>
     <w:uiPriority w:val="63"/>
-    <w:rsid w:val="00CB0664"/>
     <w:pPr>
       <w:spacing w:after="0" w:line="240" w:lineRule="auto"/>
     </w:pPr>
@@ -18480,7 +18540,6 @@
     <w:name w:val="Medium Shading 1 Accent 6"/>
     <w:basedOn w:val="TableNormal"/>
     <w:uiPriority w:val="63"/>
-    <w:rsid w:val="00CB0664"/>
     <w:pPr>
       <w:spacing w:after="0" w:line="240" w:lineRule="auto"/>
     </w:pPr>
@@ -18586,7 +18645,6 @@
     <w:name w:val="Medium Shading 2"/>
     <w:basedOn w:val="TableNormal"/>
     <w:uiPriority w:val="64"/>
-    <w:rsid w:val="00CB0664"/>
     <w:pPr>
       <w:spacing w:after="0" w:line="240" w:lineRule="auto"/>
     </w:pPr>
@@ -18735,7 +18793,6 @@
     <w:name w:val="Medium Shading 2 Accent 1"/>
     <w:basedOn w:val="TableNormal"/>
     <w:uiPriority w:val="64"/>
-    <w:rsid w:val="00CB0664"/>
     <w:pPr>
       <w:spacing w:after="0" w:line="240" w:lineRule="auto"/>
     </w:pPr>
@@ -18884,7 +18941,6 @@
     <w:name w:val="Medium Shading 2 Accent 2"/>
     <w:basedOn w:val="TableNormal"/>
     <w:uiPriority w:val="64"/>
-    <w:rsid w:val="00CB0664"/>
     <w:pPr>
       <w:spacing w:after="0" w:line="240" w:lineRule="auto"/>
     </w:pPr>
@@ -19033,7 +19089,6 @@
     <w:name w:val="Medium Shading 2 Accent 3"/>
     <w:basedOn w:val="TableNormal"/>
     <w:uiPriority w:val="64"/>
-    <w:rsid w:val="00CB0664"/>
     <w:pPr>
       <w:spacing w:after="0" w:line="240" w:lineRule="auto"/>
     </w:pPr>
@@ -19182,7 +19237,6 @@
     <w:name w:val="Medium Shading 2 Accent 4"/>
     <w:basedOn w:val="TableNormal"/>
     <w:uiPriority w:val="64"/>
-    <w:rsid w:val="00CB0664"/>
     <w:pPr>
       <w:spacing w:after="0" w:line="240" w:lineRule="auto"/>
     </w:pPr>
@@ -19331,7 +19385,6 @@
     <w:name w:val="Medium Shading 2 Accent 5"/>
     <w:basedOn w:val="TableNormal"/>
     <w:uiPriority w:val="64"/>
-    <w:rsid w:val="00CB0664"/>
     <w:pPr>
       <w:spacing w:after="0" w:line="240" w:lineRule="auto"/>
     </w:pPr>
@@ -19480,7 +19533,6 @@
     <w:name w:val="Medium Shading 2 Accent 6"/>
     <w:basedOn w:val="TableNormal"/>
     <w:uiPriority w:val="64"/>
-    <w:rsid w:val="00CB0664"/>
     <w:pPr>
       <w:spacing w:after="0" w:line="240" w:lineRule="auto"/>
     </w:pPr>
@@ -19629,7 +19681,6 @@
     <w:name w:val="Medium List 1"/>
     <w:basedOn w:val="TableNormal"/>
     <w:uiPriority w:val="65"/>
-    <w:rsid w:val="00CB0664"/>
     <w:pPr>
       <w:spacing w:after="0" w:line="240" w:lineRule="auto"/>
     </w:pPr>
@@ -19713,7 +19764,6 @@
     <w:name w:val="Medium List 1 Accent 1"/>
     <w:basedOn w:val="TableNormal"/>
     <w:uiPriority w:val="65"/>
-    <w:rsid w:val="00CB0664"/>
     <w:pPr>
       <w:spacing w:after="0" w:line="240" w:lineRule="auto"/>
     </w:pPr>
@@ -19797,7 +19847,6 @@
     <w:name w:val="Medium List 1 Accent 2"/>
     <w:basedOn w:val="TableNormal"/>
     <w:uiPriority w:val="65"/>
-    <w:rsid w:val="00CB0664"/>
     <w:pPr>
       <w:spacing w:after="0" w:line="240" w:lineRule="auto"/>
     </w:pPr>
@@ -19881,7 +19930,6 @@
     <w:name w:val="Medium List 1 Accent 3"/>
     <w:basedOn w:val="TableNormal"/>
     <w:uiPriority w:val="65"/>
-    <w:rsid w:val="00CB0664"/>
     <w:pPr>
       <w:spacing w:after="0" w:line="240" w:lineRule="auto"/>
     </w:pPr>
@@ -19965,7 +20013,6 @@
     <w:name w:val="Medium List 1 Accent 4"/>
     <w:basedOn w:val="TableNormal"/>
     <w:uiPriority w:val="65"/>
-    <w:rsid w:val="00CB0664"/>
     <w:pPr>
       <w:spacing w:after="0" w:line="240" w:lineRule="auto"/>
     </w:pPr>
@@ -20049,7 +20096,6 @@
     <w:name w:val="Medium List 1 Accent 5"/>
     <w:basedOn w:val="TableNormal"/>
     <w:uiPriority w:val="65"/>
-    <w:rsid w:val="00CB0664"/>
     <w:pPr>
       <w:spacing w:after="0" w:line="240" w:lineRule="auto"/>
     </w:pPr>
@@ -20133,7 +20179,6 @@
     <w:name w:val="Medium List 1 Accent 6"/>
     <w:basedOn w:val="TableNormal"/>
     <w:uiPriority w:val="65"/>
-    <w:rsid w:val="00CB0664"/>
     <w:pPr>
       <w:spacing w:after="0" w:line="240" w:lineRule="auto"/>
     </w:pPr>
@@ -20217,7 +20262,6 @@
     <w:name w:val="Medium List 2"/>
     <w:basedOn w:val="TableNormal"/>
     <w:uiPriority w:val="66"/>
-    <w:rsid w:val="00CB0664"/>
     <w:pPr>
       <w:spacing w:after="0" w:line="240" w:lineRule="auto"/>
     </w:pPr>
@@ -20345,7 +20389,6 @@
     <w:name w:val="Medium List 2 Accent 1"/>
     <w:basedOn w:val="TableNormal"/>
     <w:uiPriority w:val="66"/>
-    <w:rsid w:val="00CB0664"/>
     <w:pPr>
       <w:spacing w:after="0" w:line="240" w:lineRule="auto"/>
     </w:pPr>
@@ -20473,7 +20516,6 @@
     <w:name w:val="Medium List 2 Accent 2"/>
     <w:basedOn w:val="TableNormal"/>
     <w:uiPriority w:val="66"/>
-    <w:rsid w:val="00CB0664"/>
     <w:pPr>
       <w:spacing w:after="0" w:line="240" w:lineRule="auto"/>
     </w:pPr>
@@ -20601,7 +20643,6 @@
     <w:name w:val="Medium List 2 Accent 3"/>
     <w:basedOn w:val="TableNormal"/>
     <w:uiPriority w:val="66"/>
-    <w:rsid w:val="00CB0664"/>
     <w:pPr>
       <w:spacing w:after="0" w:line="240" w:lineRule="auto"/>
     </w:pPr>
@@ -20729,7 +20770,6 @@
     <w:name w:val="Medium List 2 Accent 4"/>
     <w:basedOn w:val="TableNormal"/>
     <w:uiPriority w:val="66"/>
-    <w:rsid w:val="00CB0664"/>
     <w:pPr>
       <w:spacing w:after="0" w:line="240" w:lineRule="auto"/>
     </w:pPr>
@@ -20857,7 +20897,6 @@
     <w:name w:val="Medium List 2 Accent 5"/>
     <w:basedOn w:val="TableNormal"/>
     <w:uiPriority w:val="66"/>
-    <w:rsid w:val="00CB0664"/>
     <w:pPr>
       <w:spacing w:after="0" w:line="240" w:lineRule="auto"/>
     </w:pPr>
@@ -20985,7 +21024,6 @@
     <w:name w:val="Medium List 2 Accent 6"/>
     <w:basedOn w:val="TableNormal"/>
     <w:uiPriority w:val="66"/>
-    <w:rsid w:val="00CB0664"/>
     <w:pPr>
       <w:spacing w:after="0" w:line="240" w:lineRule="auto"/>
     </w:pPr>
@@ -21113,7 +21151,6 @@
     <w:name w:val="Medium Grid 1"/>
     <w:basedOn w:val="TableNormal"/>
     <w:uiPriority w:val="67"/>
-    <w:rsid w:val="00CB0664"/>
     <w:pPr>
       <w:spacing w:after="0" w:line="240" w:lineRule="auto"/>
     </w:pPr>
@@ -21186,7 +21223,6 @@
     <w:name w:val="Medium Grid 1 Accent 1"/>
     <w:basedOn w:val="TableNormal"/>
     <w:uiPriority w:val="67"/>
-    <w:rsid w:val="00CB0664"/>
     <w:pPr>
       <w:spacing w:after="0" w:line="240" w:lineRule="auto"/>
     </w:pPr>
@@ -21259,7 +21295,6 @@
     <w:name w:val="Medium Grid 1 Accent 2"/>
     <w:basedOn w:val="TableNormal"/>
     <w:uiPriority w:val="67"/>
-    <w:rsid w:val="00CB0664"/>
     <w:pPr>
       <w:spacing w:after="0" w:line="240" w:lineRule="auto"/>
     </w:pPr>
@@ -21332,7 +21367,6 @@
     <w:name w:val="Medium Grid 1 Accent 3"/>
     <w:basedOn w:val="TableNormal"/>
     <w:uiPriority w:val="67"/>
-    <w:rsid w:val="00CB0664"/>
     <w:pPr>
       <w:spacing w:after="0" w:line="240" w:lineRule="auto"/>
     </w:pPr>
@@ -21405,7 +21439,6 @@
     <w:name w:val="Medium Grid 1 Accent 4"/>
     <w:basedOn w:val="TableNormal"/>
     <w:uiPriority w:val="67"/>
-    <w:rsid w:val="00CB0664"/>
     <w:pPr>
       <w:spacing w:after="0" w:line="240" w:lineRule="auto"/>
     </w:pPr>
@@ -21478,7 +21511,6 @@
     <w:name w:val="Medium Grid 1 Accent 5"/>
     <w:basedOn w:val="TableNormal"/>
     <w:uiPriority w:val="67"/>
-    <w:rsid w:val="00CB0664"/>
     <w:pPr>
       <w:spacing w:after="0" w:line="240" w:lineRule="auto"/>
     </w:pPr>
@@ -21551,7 +21583,6 @@
     <w:name w:val="Medium Grid 1 Accent 6"/>
     <w:basedOn w:val="TableNormal"/>
     <w:uiPriority w:val="67"/>
-    <w:rsid w:val="00CB0664"/>
     <w:pPr>
       <w:spacing w:after="0" w:line="240" w:lineRule="auto"/>
     </w:pPr>
@@ -21624,7 +21655,6 @@
     <w:name w:val="Medium Grid 2"/>
     <w:basedOn w:val="TableNormal"/>
     <w:uiPriority w:val="68"/>
-    <w:rsid w:val="00CB0664"/>
     <w:pPr>
       <w:spacing w:after="0" w:line="240" w:lineRule="auto"/>
     </w:pPr>
@@ -21749,7 +21779,6 @@
     <w:name w:val="Medium Grid 2 Accent 1"/>
     <w:basedOn w:val="TableNormal"/>
     <w:uiPriority w:val="68"/>
-    <w:rsid w:val="00CB0664"/>
     <w:pPr>
       <w:spacing w:after="0" w:line="240" w:lineRule="auto"/>
     </w:pPr>
@@ -21874,7 +21903,6 @@
     <w:name w:val="Medium Grid 2 Accent 2"/>
     <w:basedOn w:val="TableNormal"/>
     <w:uiPriority w:val="68"/>
-    <w:rsid w:val="00CB0664"/>
     <w:pPr>
       <w:spacing w:after="0" w:line="240" w:lineRule="auto"/>
     </w:pPr>
@@ -21999,7 +22027,6 @@
     <w:name w:val="Medium Grid 2 Accent 3"/>
     <w:basedOn w:val="TableNormal"/>
     <w:uiPriority w:val="68"/>
-    <w:rsid w:val="00CB0664"/>
     <w:pPr>
       <w:spacing w:after="0" w:line="240" w:lineRule="auto"/>
     </w:pPr>
@@ -22124,7 +22151,6 @@
     <w:name w:val="Medium Grid 2 Accent 4"/>
     <w:basedOn w:val="TableNormal"/>
     <w:uiPriority w:val="68"/>
-    <w:rsid w:val="00CB0664"/>
     <w:pPr>
       <w:spacing w:after="0" w:line="240" w:lineRule="auto"/>
     </w:pPr>
@@ -22249,7 +22275,6 @@
     <w:name w:val="Medium Grid 2 Accent 5"/>
     <w:basedOn w:val="TableNormal"/>
     <w:uiPriority w:val="68"/>
-    <w:rsid w:val="00CB0664"/>
     <w:pPr>
       <w:spacing w:after="0" w:line="240" w:lineRule="auto"/>
     </w:pPr>
@@ -22374,7 +22399,6 @@
     <w:name w:val="Medium Grid 2 Accent 6"/>
     <w:basedOn w:val="TableNormal"/>
     <w:uiPriority w:val="68"/>
-    <w:rsid w:val="00CB0664"/>
     <w:pPr>
       <w:spacing w:after="0" w:line="240" w:lineRule="auto"/>
     </w:pPr>
@@ -22499,7 +22523,6 @@
     <w:name w:val="Medium Grid 3"/>
     <w:basedOn w:val="TableNormal"/>
     <w:uiPriority w:val="69"/>
-    <w:rsid w:val="00CB0664"/>
     <w:pPr>
       <w:spacing w:after="0" w:line="240" w:lineRule="auto"/>
     </w:pPr>
@@ -22640,7 +22663,6 @@
     <w:name w:val="Medium Grid 3 Accent 1"/>
     <w:basedOn w:val="TableNormal"/>
     <w:uiPriority w:val="69"/>
-    <w:rsid w:val="00CB0664"/>
     <w:pPr>
       <w:spacing w:after="0" w:line="240" w:lineRule="auto"/>
     </w:pPr>
@@ -22781,7 +22803,6 @@
     <w:name w:val="Medium Grid 3 Accent 2"/>
     <w:basedOn w:val="TableNormal"/>
     <w:uiPriority w:val="69"/>
-    <w:rsid w:val="00CB0664"/>
     <w:pPr>
       <w:spacing w:after="0" w:line="240" w:lineRule="auto"/>
     </w:pPr>
@@ -22922,7 +22943,6 @@
     <w:name w:val="Medium Grid 3 Accent 3"/>
     <w:basedOn w:val="TableNormal"/>
     <w:uiPriority w:val="69"/>
-    <w:rsid w:val="00CB0664"/>
     <w:pPr>
       <w:spacing w:after="0" w:line="240" w:lineRule="auto"/>
     </w:pPr>
@@ -23063,7 +23083,6 @@
     <w:name w:val="Medium Grid 3 Accent 4"/>
     <w:basedOn w:val="TableNormal"/>
     <w:uiPriority w:val="69"/>
-    <w:rsid w:val="00CB0664"/>
     <w:pPr>
       <w:spacing w:after="0" w:line="240" w:lineRule="auto"/>
     </w:pPr>
@@ -23204,7 +23223,6 @@
     <w:name w:val="Medium Grid 3 Accent 5"/>
     <w:basedOn w:val="TableNormal"/>
     <w:uiPriority w:val="69"/>
-    <w:rsid w:val="00CB0664"/>
     <w:pPr>
       <w:spacing w:after="0" w:line="240" w:lineRule="auto"/>
     </w:pPr>
@@ -23345,7 +23363,6 @@
     <w:name w:val="Medium Grid 3 Accent 6"/>
     <w:basedOn w:val="TableNormal"/>
     <w:uiPriority w:val="69"/>
-    <w:rsid w:val="00CB0664"/>
     <w:pPr>
       <w:spacing w:after="0" w:line="240" w:lineRule="auto"/>
     </w:pPr>
@@ -23486,7 +23503,6 @@
     <w:name w:val="Dark List"/>
     <w:basedOn w:val="TableNormal"/>
     <w:uiPriority w:val="70"/>
-    <w:rsid w:val="00CB0664"/>
     <w:pPr>
       <w:spacing w:after="0" w:line="240" w:lineRule="auto"/>
     </w:pPr>
@@ -23600,7 +23616,6 @@
     <w:name w:val="Dark List Accent 1"/>
     <w:basedOn w:val="TableNormal"/>
     <w:uiPriority w:val="70"/>
-    <w:rsid w:val="00CB0664"/>
     <w:pPr>
       <w:spacing w:after="0" w:line="240" w:lineRule="auto"/>
     </w:pPr>
@@ -23714,7 +23729,6 @@
     <w:name w:val="Dark List Accent 2"/>
     <w:basedOn w:val="TableNormal"/>
     <w:uiPriority w:val="70"/>
-    <w:rsid w:val="00CB0664"/>
     <w:pPr>
       <w:spacing w:after="0" w:line="240" w:lineRule="auto"/>
     </w:pPr>
@@ -23828,7 +23842,6 @@
     <w:name w:val="Dark List Accent 3"/>
     <w:basedOn w:val="TableNormal"/>
     <w:uiPriority w:val="70"/>
-    <w:rsid w:val="00CB0664"/>
     <w:pPr>
       <w:spacing w:after="0" w:line="240" w:lineRule="auto"/>
     </w:pPr>
@@ -23942,7 +23955,6 @@
     <w:name w:val="Dark List Accent 4"/>
     <w:basedOn w:val="TableNormal"/>
     <w:uiPriority w:val="70"/>
-    <w:rsid w:val="00CB0664"/>
     <w:pPr>
       <w:spacing w:after="0" w:line="240" w:lineRule="auto"/>
     </w:pPr>
@@ -24056,7 +24068,6 @@
     <w:name w:val="Dark List Accent 5"/>
     <w:basedOn w:val="TableNormal"/>
     <w:uiPriority w:val="70"/>
-    <w:rsid w:val="00CB0664"/>
     <w:pPr>
       <w:spacing w:after="0" w:line="240" w:lineRule="auto"/>
     </w:pPr>
@@ -24170,7 +24181,6 @@
     <w:name w:val="Dark List Accent 6"/>
     <w:basedOn w:val="TableNormal"/>
     <w:uiPriority w:val="70"/>
-    <w:rsid w:val="00CB0664"/>
     <w:pPr>
       <w:spacing w:after="0" w:line="240" w:lineRule="auto"/>
     </w:pPr>
@@ -24284,7 +24294,6 @@
     <w:name w:val="Colorful Shading"/>
     <w:basedOn w:val="TableNormal"/>
     <w:uiPriority w:val="71"/>
-    <w:rsid w:val="00CB0664"/>
     <w:pPr>
       <w:spacing w:after="0" w:line="240" w:lineRule="auto"/>
     </w:pPr>
@@ -24406,7 +24415,6 @@
     <w:name w:val="Colorful Shading Accent 1"/>
     <w:basedOn w:val="TableNormal"/>
     <w:uiPriority w:val="71"/>
-    <w:rsid w:val="00CB0664"/>
     <w:pPr>
       <w:spacing w:after="0" w:line="240" w:lineRule="auto"/>
     </w:pPr>
@@ -24528,7 +24536,6 @@
     <w:name w:val="Colorful Shading Accent 2"/>
     <w:basedOn w:val="TableNormal"/>
     <w:uiPriority w:val="71"/>
-    <w:rsid w:val="00CB0664"/>
     <w:pPr>
       <w:spacing w:after="0" w:line="240" w:lineRule="auto"/>
     </w:pPr>
@@ -24650,7 +24657,6 @@
     <w:name w:val="Colorful Shading Accent 3"/>
     <w:basedOn w:val="TableNormal"/>
     <w:uiPriority w:val="71"/>
-    <w:rsid w:val="00CB0664"/>
     <w:pPr>
       <w:spacing w:after="0" w:line="240" w:lineRule="auto"/>
     </w:pPr>
@@ -24762,7 +24768,6 @@
     <w:name w:val="Colorful Shading Accent 4"/>
     <w:basedOn w:val="TableNormal"/>
     <w:uiPriority w:val="71"/>
-    <w:rsid w:val="00CB0664"/>
     <w:pPr>
       <w:spacing w:after="0" w:line="240" w:lineRule="auto"/>
     </w:pPr>
@@ -24884,7 +24889,6 @@
     <w:name w:val="Colorful Shading Accent 5"/>
     <w:basedOn w:val="TableNormal"/>
     <w:uiPriority w:val="71"/>
-    <w:rsid w:val="00CB0664"/>
     <w:pPr>
       <w:spacing w:after="0" w:line="240" w:lineRule="auto"/>
     </w:pPr>
@@ -25006,7 +25010,6 @@
     <w:name w:val="Colorful Shading Accent 6"/>
     <w:basedOn w:val="TableNormal"/>
     <w:uiPriority w:val="71"/>
-    <w:rsid w:val="00CB0664"/>
     <w:pPr>
       <w:spacing w:after="0" w:line="240" w:lineRule="auto"/>
     </w:pPr>
@@ -25128,7 +25131,6 @@
     <w:name w:val="Colorful List"/>
     <w:basedOn w:val="TableNormal"/>
     <w:uiPriority w:val="72"/>
-    <w:rsid w:val="00CB0664"/>
     <w:pPr>
       <w:spacing w:after="0" w:line="240" w:lineRule="auto"/>
     </w:pPr>
@@ -25214,7 +25216,6 @@
     <w:name w:val="Colorful List Accent 1"/>
     <w:basedOn w:val="TableNormal"/>
     <w:uiPriority w:val="72"/>
-    <w:rsid w:val="00CB0664"/>
     <w:pPr>
       <w:spacing w:after="0" w:line="240" w:lineRule="auto"/>
     </w:pPr>
@@ -25300,7 +25301,6 @@
     <w:name w:val="Colorful List Accent 2"/>
     <w:basedOn w:val="TableNormal"/>
     <w:uiPriority w:val="72"/>
-    <w:rsid w:val="00CB0664"/>
     <w:pPr>
       <w:spacing w:after="0" w:line="240" w:lineRule="auto"/>
     </w:pPr>
@@ -25386,7 +25386,6 @@
     <w:name w:val="Colorful List Accent 3"/>
     <w:basedOn w:val="TableNormal"/>
     <w:uiPriority w:val="72"/>
-    <w:rsid w:val="00CB0664"/>
     <w:pPr>
       <w:spacing w:after="0" w:line="240" w:lineRule="auto"/>
     </w:pPr>
@@ -25472,7 +25471,6 @@
     <w:name w:val="Colorful List Accent 4"/>
     <w:basedOn w:val="TableNormal"/>
     <w:uiPriority w:val="72"/>
-    <w:rsid w:val="00CB0664"/>
     <w:pPr>
       <w:spacing w:after="0" w:line="240" w:lineRule="auto"/>
     </w:pPr>
@@ -25558,7 +25556,6 @@
     <w:name w:val="Colorful List Accent 5"/>
     <w:basedOn w:val="TableNormal"/>
     <w:uiPriority w:val="72"/>
-    <w:rsid w:val="00CB0664"/>
     <w:pPr>
       <w:spacing w:after="0" w:line="240" w:lineRule="auto"/>
     </w:pPr>
@@ -25644,7 +25641,6 @@
     <w:name w:val="Colorful List Accent 6"/>
     <w:basedOn w:val="TableNormal"/>
     <w:uiPriority w:val="72"/>
-    <w:rsid w:val="00CB0664"/>
     <w:pPr>
       <w:spacing w:after="0" w:line="240" w:lineRule="auto"/>
     </w:pPr>
@@ -25730,7 +25726,6 @@
     <w:name w:val="Colorful Grid"/>
     <w:basedOn w:val="TableNormal"/>
     <w:uiPriority w:val="73"/>
-    <w:rsid w:val="00CB0664"/>
     <w:pPr>
       <w:spacing w:after="0" w:line="240" w:lineRule="auto"/>
     </w:pPr>
@@ -25810,7 +25805,6 @@
     <w:name w:val="Colorful Grid Accent 1"/>
     <w:basedOn w:val="TableNormal"/>
     <w:uiPriority w:val="73"/>
-    <w:rsid w:val="00CB0664"/>
     <w:pPr>
       <w:spacing w:after="0" w:line="240" w:lineRule="auto"/>
     </w:pPr>
@@ -25890,7 +25884,6 @@
     <w:name w:val="Colorful Grid Accent 2"/>
     <w:basedOn w:val="TableNormal"/>
     <w:uiPriority w:val="73"/>
-    <w:rsid w:val="00CB0664"/>
     <w:pPr>
       <w:spacing w:after="0" w:line="240" w:lineRule="auto"/>
     </w:pPr>
@@ -25970,7 +25963,6 @@
     <w:name w:val="Colorful Grid Accent 3"/>
     <w:basedOn w:val="TableNormal"/>
     <w:uiPriority w:val="73"/>
-    <w:rsid w:val="00CB0664"/>
     <w:pPr>
       <w:spacing w:after="0" w:line="240" w:lineRule="auto"/>
     </w:pPr>
@@ -26050,7 +26042,6 @@
     <w:name w:val="Colorful Grid Accent 4"/>
     <w:basedOn w:val="TableNormal"/>
     <w:uiPriority w:val="73"/>
-    <w:rsid w:val="00CB0664"/>
     <w:pPr>
       <w:spacing w:after="0" w:line="240" w:lineRule="auto"/>
     </w:pPr>
@@ -26130,7 +26121,6 @@
     <w:name w:val="Colorful Grid Accent 5"/>
     <w:basedOn w:val="TableNormal"/>
     <w:uiPriority w:val="73"/>
-    <w:rsid w:val="00CB0664"/>
     <w:pPr>
       <w:spacing w:after="0" w:line="240" w:lineRule="auto"/>
     </w:pPr>
@@ -26210,7 +26200,6 @@
     <w:name w:val="Colorful Grid Accent 6"/>
     <w:basedOn w:val="TableNormal"/>
     <w:uiPriority w:val="73"/>
-    <w:rsid w:val="00CB0664"/>
     <w:pPr>
       <w:spacing w:after="0" w:line="240" w:lineRule="auto"/>
     </w:pPr>
